--- a/Day3/06-Lm-tf-sg-module.docx
+++ b/Day3/06-Lm-tf-sg-module.docx
@@ -28,31 +28,53 @@
     </w:p>
     <w:p>
       <w:r>
-        <w:t xml:space="preserve">In the module github, create an </w:t>
+        <w:t xml:space="preserve">In the module </w:t>
+      </w:r>
+      <w:proofErr w:type="spellStart"/>
+      <w:r>
+        <w:t>github</w:t>
+      </w:r>
+      <w:proofErr w:type="spellEnd"/>
+      <w:r>
+        <w:t xml:space="preserve">, create an </w:t>
       </w:r>
       <w:r>
         <w:rPr>
           <w:b/>
           <w:bCs/>
         </w:rPr>
-        <w:t>“security groups”</w:t>
-      </w:r>
-      <w:r>
-        <w:t xml:space="preserve"> folder</w:t>
-      </w:r>
-    </w:p>
-    <w:p>
-      <w:pPr>
+        <w:t>“security</w:t>
+      </w:r>
+      <w:r>
         <w:rPr>
           <w:b/>
           <w:bCs/>
         </w:rPr>
-      </w:pPr>
+        <w:t>-</w:t>
+      </w:r>
       <w:r>
         <w:rPr>
           <w:b/>
           <w:bCs/>
         </w:rPr>
+        <w:t>groups”</w:t>
+      </w:r>
+      <w:r>
+        <w:t xml:space="preserve"> folder</w:t>
+      </w:r>
+    </w:p>
+    <w:p>
+      <w:pPr>
+        <w:rPr>
+          <w:b/>
+          <w:bCs/>
+        </w:rPr>
+      </w:pPr>
+      <w:r>
+        <w:rPr>
+          <w:b/>
+          <w:bCs/>
+        </w:rPr>
         <w:t>Filename1: sg.tf</w:t>
       </w:r>
     </w:p>
@@ -86,23 +108,73 @@
           <w:i/>
           <w:iCs/>
         </w:rPr>
-        <w:t>resource "aws_security_group" "web_sg" {</w:t>
-      </w:r>
-    </w:p>
-    <w:p>
-      <w:pPr>
-        <w:spacing w:after="0"/>
-        <w:rPr>
-          <w:i/>
-          <w:iCs/>
-        </w:rPr>
-      </w:pPr>
-      <w:r>
-        <w:rPr>
-          <w:i/>
-          <w:iCs/>
-        </w:rPr>
-        <w:t>  name        = "lab9-web-sg-${var.project}"</w:t>
+        <w:t>resource "</w:t>
+      </w:r>
+      <w:proofErr w:type="spellStart"/>
+      <w:r>
+        <w:rPr>
+          <w:i/>
+          <w:iCs/>
+        </w:rPr>
+        <w:t>aws_security_group</w:t>
+      </w:r>
+      <w:proofErr w:type="spellEnd"/>
+      <w:r>
+        <w:rPr>
+          <w:i/>
+          <w:iCs/>
+        </w:rPr>
+        <w:t>" "</w:t>
+      </w:r>
+      <w:proofErr w:type="spellStart"/>
+      <w:r>
+        <w:rPr>
+          <w:i/>
+          <w:iCs/>
+        </w:rPr>
+        <w:t>web_sg</w:t>
+      </w:r>
+      <w:proofErr w:type="spellEnd"/>
+      <w:r>
+        <w:rPr>
+          <w:i/>
+          <w:iCs/>
+        </w:rPr>
+        <w:t>" {</w:t>
+      </w:r>
+    </w:p>
+    <w:p>
+      <w:pPr>
+        <w:spacing w:after="0"/>
+        <w:rPr>
+          <w:i/>
+          <w:iCs/>
+        </w:rPr>
+      </w:pPr>
+      <w:r>
+        <w:rPr>
+          <w:i/>
+          <w:iCs/>
+        </w:rPr>
+        <w:t>  name        = "lab9-web-sg-${</w:t>
+      </w:r>
+      <w:proofErr w:type="spellStart"/>
+      <w:proofErr w:type="gramStart"/>
+      <w:r>
+        <w:rPr>
+          <w:i/>
+          <w:iCs/>
+        </w:rPr>
+        <w:t>var.project</w:t>
+      </w:r>
+      <w:proofErr w:type="spellEnd"/>
+      <w:proofErr w:type="gramEnd"/>
+      <w:r>
+        <w:rPr>
+          <w:i/>
+          <w:iCs/>
+        </w:rPr>
+        <w:t>}"</w:t>
       </w:r>
     </w:p>
     <w:p>
@@ -134,8 +206,33 @@
           <w:i/>
           <w:iCs/>
         </w:rPr>
-        <w:t>  vpc_id      = var.vpc_id</w:t>
-      </w:r>
+        <w:t xml:space="preserve">  </w:t>
+      </w:r>
+      <w:proofErr w:type="spellStart"/>
+      <w:r>
+        <w:rPr>
+          <w:i/>
+          <w:iCs/>
+        </w:rPr>
+        <w:t>vpc_id</w:t>
+      </w:r>
+      <w:proofErr w:type="spellEnd"/>
+      <w:r>
+        <w:rPr>
+          <w:i/>
+          <w:iCs/>
+        </w:rPr>
+        <w:t xml:space="preserve">      = </w:t>
+      </w:r>
+      <w:proofErr w:type="spellStart"/>
+      <w:r>
+        <w:rPr>
+          <w:i/>
+          <w:iCs/>
+        </w:rPr>
+        <w:t>var.vpc_id</w:t>
+      </w:r>
+      <w:proofErr w:type="spellEnd"/>
     </w:p>
     <w:p>
       <w:pPr>
@@ -175,7 +272,25 @@
           <w:i/>
           <w:iCs/>
         </w:rPr>
-        <w:t>    Name = "lab9-web-sg-${var.project}"</w:t>
+        <w:t>    Name = "lab9-web-sg-${</w:t>
+      </w:r>
+      <w:proofErr w:type="spellStart"/>
+      <w:proofErr w:type="gramStart"/>
+      <w:r>
+        <w:rPr>
+          <w:i/>
+          <w:iCs/>
+        </w:rPr>
+        <w:t>var.project</w:t>
+      </w:r>
+      <w:proofErr w:type="spellEnd"/>
+      <w:proofErr w:type="gramEnd"/>
+      <w:r>
+        <w:rPr>
+          <w:i/>
+          <w:iCs/>
+        </w:rPr>
+        <w:t>}"</w:t>
       </w:r>
     </w:p>
     <w:p>
@@ -248,23 +363,64 @@
           <w:i/>
           <w:iCs/>
         </w:rPr>
-        <w:t>resource "aws_vpc_security_group_ingress_rule" "http" {</w:t>
-      </w:r>
-    </w:p>
-    <w:p>
-      <w:pPr>
-        <w:spacing w:after="0"/>
-        <w:rPr>
-          <w:i/>
-          <w:iCs/>
-        </w:rPr>
-      </w:pPr>
-      <w:r>
-        <w:rPr>
-          <w:i/>
-          <w:iCs/>
-        </w:rPr>
-        <w:t>  security_group_id = aws_security_group.web_sg.id</w:t>
+        <w:t>resource "</w:t>
+      </w:r>
+      <w:proofErr w:type="spellStart"/>
+      <w:r>
+        <w:rPr>
+          <w:i/>
+          <w:iCs/>
+        </w:rPr>
+        <w:t>aws_vpc_security_group_ingress_rule</w:t>
+      </w:r>
+      <w:proofErr w:type="spellEnd"/>
+      <w:r>
+        <w:rPr>
+          <w:i/>
+          <w:iCs/>
+        </w:rPr>
+        <w:t>" "</w:t>
+      </w:r>
+      <w:proofErr w:type="gramStart"/>
+      <w:r>
+        <w:rPr>
+          <w:i/>
+          <w:iCs/>
+        </w:rPr>
+        <w:t>http" {</w:t>
+      </w:r>
+      <w:proofErr w:type="gramEnd"/>
+    </w:p>
+    <w:p>
+      <w:pPr>
+        <w:spacing w:after="0"/>
+        <w:rPr>
+          <w:i/>
+          <w:iCs/>
+        </w:rPr>
+      </w:pPr>
+      <w:r>
+        <w:rPr>
+          <w:i/>
+          <w:iCs/>
+        </w:rPr>
+        <w:t xml:space="preserve">  </w:t>
+      </w:r>
+      <w:proofErr w:type="spellStart"/>
+      <w:r>
+        <w:rPr>
+          <w:i/>
+          <w:iCs/>
+        </w:rPr>
+        <w:t>security_group_id</w:t>
+      </w:r>
+      <w:proofErr w:type="spellEnd"/>
+      <w:r>
+        <w:rPr>
+          <w:i/>
+          <w:iCs/>
+        </w:rPr>
+        <w:t xml:space="preserve"> = aws_security_group.web_sg.id</w:t>
       </w:r>
     </w:p>
     <w:p>
@@ -296,39 +452,103 @@
           <w:i/>
           <w:iCs/>
         </w:rPr>
-        <w:t>  from_port         = 80</w:t>
-      </w:r>
-    </w:p>
-    <w:p>
-      <w:pPr>
-        <w:spacing w:after="0"/>
-        <w:rPr>
-          <w:i/>
-          <w:iCs/>
-        </w:rPr>
-      </w:pPr>
-      <w:r>
-        <w:rPr>
-          <w:i/>
-          <w:iCs/>
-        </w:rPr>
-        <w:t>  to_port           = 80</w:t>
-      </w:r>
-    </w:p>
-    <w:p>
-      <w:pPr>
-        <w:spacing w:after="0"/>
-        <w:rPr>
-          <w:i/>
-          <w:iCs/>
-        </w:rPr>
-      </w:pPr>
-      <w:r>
-        <w:rPr>
-          <w:i/>
-          <w:iCs/>
-        </w:rPr>
-        <w:t>  ip_protocol       = "tcp"</w:t>
+        <w:t xml:space="preserve">  </w:t>
+      </w:r>
+      <w:proofErr w:type="spellStart"/>
+      <w:r>
+        <w:rPr>
+          <w:i/>
+          <w:iCs/>
+        </w:rPr>
+        <w:t>from_port</w:t>
+      </w:r>
+      <w:proofErr w:type="spellEnd"/>
+      <w:r>
+        <w:rPr>
+          <w:i/>
+          <w:iCs/>
+        </w:rPr>
+        <w:t xml:space="preserve">         = 80</w:t>
+      </w:r>
+    </w:p>
+    <w:p>
+      <w:pPr>
+        <w:spacing w:after="0"/>
+        <w:rPr>
+          <w:i/>
+          <w:iCs/>
+        </w:rPr>
+      </w:pPr>
+      <w:r>
+        <w:rPr>
+          <w:i/>
+          <w:iCs/>
+        </w:rPr>
+        <w:t xml:space="preserve">  </w:t>
+      </w:r>
+      <w:proofErr w:type="spellStart"/>
+      <w:r>
+        <w:rPr>
+          <w:i/>
+          <w:iCs/>
+        </w:rPr>
+        <w:t>to_port</w:t>
+      </w:r>
+      <w:proofErr w:type="spellEnd"/>
+      <w:r>
+        <w:rPr>
+          <w:i/>
+          <w:iCs/>
+        </w:rPr>
+        <w:t xml:space="preserve">           = 80</w:t>
+      </w:r>
+    </w:p>
+    <w:p>
+      <w:pPr>
+        <w:spacing w:after="0"/>
+        <w:rPr>
+          <w:i/>
+          <w:iCs/>
+        </w:rPr>
+      </w:pPr>
+      <w:r>
+        <w:rPr>
+          <w:i/>
+          <w:iCs/>
+        </w:rPr>
+        <w:t xml:space="preserve">  </w:t>
+      </w:r>
+      <w:proofErr w:type="spellStart"/>
+      <w:r>
+        <w:rPr>
+          <w:i/>
+          <w:iCs/>
+        </w:rPr>
+        <w:t>ip_protocol</w:t>
+      </w:r>
+      <w:proofErr w:type="spellEnd"/>
+      <w:r>
+        <w:rPr>
+          <w:i/>
+          <w:iCs/>
+        </w:rPr>
+        <w:t xml:space="preserve">       = "</w:t>
+      </w:r>
+      <w:proofErr w:type="spellStart"/>
+      <w:r>
+        <w:rPr>
+          <w:i/>
+          <w:iCs/>
+        </w:rPr>
+        <w:t>tcp</w:t>
+      </w:r>
+      <w:proofErr w:type="spellEnd"/>
+      <w:r>
+        <w:rPr>
+          <w:i/>
+          <w:iCs/>
+        </w:rPr>
+        <w:t>"</w:t>
       </w:r>
     </w:p>
     <w:p>
@@ -385,7 +605,25 @@
           <w:i/>
           <w:iCs/>
         </w:rPr>
-        <w:t>    Name = "lab9-http-rule-${var.project}"</w:t>
+        <w:t>    Name = "lab9-http-rule-${</w:t>
+      </w:r>
+      <w:proofErr w:type="spellStart"/>
+      <w:proofErr w:type="gramStart"/>
+      <w:r>
+        <w:rPr>
+          <w:i/>
+          <w:iCs/>
+        </w:rPr>
+        <w:t>var.project</w:t>
+      </w:r>
+      <w:proofErr w:type="spellEnd"/>
+      <w:proofErr w:type="gramEnd"/>
+      <w:r>
+        <w:rPr>
+          <w:i/>
+          <w:iCs/>
+        </w:rPr>
+        <w:t>}"</w:t>
       </w:r>
     </w:p>
     <w:p>
@@ -459,23 +697,64 @@
           <w:iCs/>
         </w:rPr>
         <w:lastRenderedPageBreak/>
-        <w:t>resource "aws_vpc_security_group_ingress_rule" "ssh" {</w:t>
-      </w:r>
-    </w:p>
-    <w:p>
-      <w:pPr>
-        <w:spacing w:after="0"/>
-        <w:rPr>
-          <w:i/>
-          <w:iCs/>
-        </w:rPr>
-      </w:pPr>
-      <w:r>
-        <w:rPr>
-          <w:i/>
-          <w:iCs/>
-        </w:rPr>
-        <w:t>  security_group_id = aws_security_group.web_sg.id</w:t>
+        <w:t>resource "</w:t>
+      </w:r>
+      <w:proofErr w:type="spellStart"/>
+      <w:r>
+        <w:rPr>
+          <w:i/>
+          <w:iCs/>
+        </w:rPr>
+        <w:t>aws_vpc_security_group_ingress_rule</w:t>
+      </w:r>
+      <w:proofErr w:type="spellEnd"/>
+      <w:r>
+        <w:rPr>
+          <w:i/>
+          <w:iCs/>
+        </w:rPr>
+        <w:t>" "</w:t>
+      </w:r>
+      <w:proofErr w:type="gramStart"/>
+      <w:r>
+        <w:rPr>
+          <w:i/>
+          <w:iCs/>
+        </w:rPr>
+        <w:t>ssh" {</w:t>
+      </w:r>
+      <w:proofErr w:type="gramEnd"/>
+    </w:p>
+    <w:p>
+      <w:pPr>
+        <w:spacing w:after="0"/>
+        <w:rPr>
+          <w:i/>
+          <w:iCs/>
+        </w:rPr>
+      </w:pPr>
+      <w:r>
+        <w:rPr>
+          <w:i/>
+          <w:iCs/>
+        </w:rPr>
+        <w:t xml:space="preserve">  </w:t>
+      </w:r>
+      <w:proofErr w:type="spellStart"/>
+      <w:r>
+        <w:rPr>
+          <w:i/>
+          <w:iCs/>
+        </w:rPr>
+        <w:t>security_group_id</w:t>
+      </w:r>
+      <w:proofErr w:type="spellEnd"/>
+      <w:r>
+        <w:rPr>
+          <w:i/>
+          <w:iCs/>
+        </w:rPr>
+        <w:t xml:space="preserve"> = aws_security_group.web_sg.id</w:t>
       </w:r>
     </w:p>
     <w:p>
@@ -507,39 +786,103 @@
           <w:i/>
           <w:iCs/>
         </w:rPr>
-        <w:t>  from_port         = 22</w:t>
-      </w:r>
-    </w:p>
-    <w:p>
-      <w:pPr>
-        <w:spacing w:after="0"/>
-        <w:rPr>
-          <w:i/>
-          <w:iCs/>
-        </w:rPr>
-      </w:pPr>
-      <w:r>
-        <w:rPr>
-          <w:i/>
-          <w:iCs/>
-        </w:rPr>
-        <w:t>  to_port           = 22</w:t>
-      </w:r>
-    </w:p>
-    <w:p>
-      <w:pPr>
-        <w:spacing w:after="0"/>
-        <w:rPr>
-          <w:i/>
-          <w:iCs/>
-        </w:rPr>
-      </w:pPr>
-      <w:r>
-        <w:rPr>
-          <w:i/>
-          <w:iCs/>
-        </w:rPr>
-        <w:t>  ip_protocol       = "tcp"</w:t>
+        <w:t xml:space="preserve">  </w:t>
+      </w:r>
+      <w:proofErr w:type="spellStart"/>
+      <w:r>
+        <w:rPr>
+          <w:i/>
+          <w:iCs/>
+        </w:rPr>
+        <w:t>from_port</w:t>
+      </w:r>
+      <w:proofErr w:type="spellEnd"/>
+      <w:r>
+        <w:rPr>
+          <w:i/>
+          <w:iCs/>
+        </w:rPr>
+        <w:t xml:space="preserve">         = 22</w:t>
+      </w:r>
+    </w:p>
+    <w:p>
+      <w:pPr>
+        <w:spacing w:after="0"/>
+        <w:rPr>
+          <w:i/>
+          <w:iCs/>
+        </w:rPr>
+      </w:pPr>
+      <w:r>
+        <w:rPr>
+          <w:i/>
+          <w:iCs/>
+        </w:rPr>
+        <w:t xml:space="preserve">  </w:t>
+      </w:r>
+      <w:proofErr w:type="spellStart"/>
+      <w:r>
+        <w:rPr>
+          <w:i/>
+          <w:iCs/>
+        </w:rPr>
+        <w:t>to_port</w:t>
+      </w:r>
+      <w:proofErr w:type="spellEnd"/>
+      <w:r>
+        <w:rPr>
+          <w:i/>
+          <w:iCs/>
+        </w:rPr>
+        <w:t xml:space="preserve">           = 22</w:t>
+      </w:r>
+    </w:p>
+    <w:p>
+      <w:pPr>
+        <w:spacing w:after="0"/>
+        <w:rPr>
+          <w:i/>
+          <w:iCs/>
+        </w:rPr>
+      </w:pPr>
+      <w:r>
+        <w:rPr>
+          <w:i/>
+          <w:iCs/>
+        </w:rPr>
+        <w:t xml:space="preserve">  </w:t>
+      </w:r>
+      <w:proofErr w:type="spellStart"/>
+      <w:r>
+        <w:rPr>
+          <w:i/>
+          <w:iCs/>
+        </w:rPr>
+        <w:t>ip_protocol</w:t>
+      </w:r>
+      <w:proofErr w:type="spellEnd"/>
+      <w:r>
+        <w:rPr>
+          <w:i/>
+          <w:iCs/>
+        </w:rPr>
+        <w:t xml:space="preserve">       = "</w:t>
+      </w:r>
+      <w:proofErr w:type="spellStart"/>
+      <w:r>
+        <w:rPr>
+          <w:i/>
+          <w:iCs/>
+        </w:rPr>
+        <w:t>tcp</w:t>
+      </w:r>
+      <w:proofErr w:type="spellEnd"/>
+      <w:r>
+        <w:rPr>
+          <w:i/>
+          <w:iCs/>
+        </w:rPr>
+        <w:t>"</w:t>
       </w:r>
     </w:p>
     <w:p>
@@ -596,7 +939,25 @@
           <w:i/>
           <w:iCs/>
         </w:rPr>
-        <w:t>    Name = "lab9-http-rule-${var.project}"</w:t>
+        <w:t>    Name = "lab9-http-rule-${</w:t>
+      </w:r>
+      <w:proofErr w:type="spellStart"/>
+      <w:proofErr w:type="gramStart"/>
+      <w:r>
+        <w:rPr>
+          <w:i/>
+          <w:iCs/>
+        </w:rPr>
+        <w:t>var.project</w:t>
+      </w:r>
+      <w:proofErr w:type="spellEnd"/>
+      <w:proofErr w:type="gramEnd"/>
+      <w:r>
+        <w:rPr>
+          <w:i/>
+          <w:iCs/>
+        </w:rPr>
+        <w:t>}"</w:t>
       </w:r>
     </w:p>
     <w:p>
@@ -669,23 +1030,71 @@
           <w:i/>
           <w:iCs/>
         </w:rPr>
-        <w:t>resource "aws_vpc_security_group_egress_rule" "all_outbound" {</w:t>
-      </w:r>
-    </w:p>
-    <w:p>
-      <w:pPr>
-        <w:spacing w:after="0"/>
-        <w:rPr>
-          <w:i/>
-          <w:iCs/>
-        </w:rPr>
-      </w:pPr>
-      <w:r>
-        <w:rPr>
-          <w:i/>
-          <w:iCs/>
-        </w:rPr>
-        <w:t>  security_group_id = aws_security_group.web_sg.id</w:t>
+        <w:t>resource "</w:t>
+      </w:r>
+      <w:proofErr w:type="spellStart"/>
+      <w:r>
+        <w:rPr>
+          <w:i/>
+          <w:iCs/>
+        </w:rPr>
+        <w:t>aws_vpc_security_group_egress_rule</w:t>
+      </w:r>
+      <w:proofErr w:type="spellEnd"/>
+      <w:r>
+        <w:rPr>
+          <w:i/>
+          <w:iCs/>
+        </w:rPr>
+        <w:t>" "</w:t>
+      </w:r>
+      <w:proofErr w:type="spellStart"/>
+      <w:r>
+        <w:rPr>
+          <w:i/>
+          <w:iCs/>
+        </w:rPr>
+        <w:t>all_outbound</w:t>
+      </w:r>
+      <w:proofErr w:type="spellEnd"/>
+      <w:r>
+        <w:rPr>
+          <w:i/>
+          <w:iCs/>
+        </w:rPr>
+        <w:t>" {</w:t>
+      </w:r>
+    </w:p>
+    <w:p>
+      <w:pPr>
+        <w:spacing w:after="0"/>
+        <w:rPr>
+          <w:i/>
+          <w:iCs/>
+        </w:rPr>
+      </w:pPr>
+      <w:r>
+        <w:rPr>
+          <w:i/>
+          <w:iCs/>
+        </w:rPr>
+        <w:t xml:space="preserve">  </w:t>
+      </w:r>
+      <w:proofErr w:type="spellStart"/>
+      <w:r>
+        <w:rPr>
+          <w:i/>
+          <w:iCs/>
+        </w:rPr>
+        <w:t>security_group_id</w:t>
+      </w:r>
+      <w:proofErr w:type="spellEnd"/>
+      <w:r>
+        <w:rPr>
+          <w:i/>
+          <w:iCs/>
+        </w:rPr>
+        <w:t xml:space="preserve"> = aws_security_group.web_sg.id</w:t>
       </w:r>
     </w:p>
     <w:p>
@@ -717,7 +1126,23 @@
           <w:i/>
           <w:iCs/>
         </w:rPr>
-        <w:t>  ip_protocol       = "-1"</w:t>
+        <w:t xml:space="preserve">  </w:t>
+      </w:r>
+      <w:proofErr w:type="spellStart"/>
+      <w:r>
+        <w:rPr>
+          <w:i/>
+          <w:iCs/>
+        </w:rPr>
+        <w:t>ip_protocol</w:t>
+      </w:r>
+      <w:proofErr w:type="spellEnd"/>
+      <w:r>
+        <w:rPr>
+          <w:i/>
+          <w:iCs/>
+        </w:rPr>
+        <w:t xml:space="preserve">       = "-1"</w:t>
       </w:r>
     </w:p>
     <w:p>
@@ -774,7 +1199,25 @@
           <w:i/>
           <w:iCs/>
         </w:rPr>
-        <w:t>    Name = "lab9-egress-rule-${var.project}"</w:t>
+        <w:t>    Name = "lab9-egress-rule-${</w:t>
+      </w:r>
+      <w:proofErr w:type="spellStart"/>
+      <w:proofErr w:type="gramStart"/>
+      <w:r>
+        <w:rPr>
+          <w:i/>
+          <w:iCs/>
+        </w:rPr>
+        <w:t>var.project</w:t>
+      </w:r>
+      <w:proofErr w:type="spellEnd"/>
+      <w:proofErr w:type="gramEnd"/>
+      <w:r>
+        <w:rPr>
+          <w:i/>
+          <w:iCs/>
+        </w:rPr>
+        <w:t>}"</w:t>
       </w:r>
     </w:p>
     <w:p>
@@ -821,41 +1264,313 @@
     <w:p/>
     <w:p/>
     <w:p>
-      <w:r>
-        <w:t>Filename</w:t>
-      </w:r>
-      <w:r>
-        <w:t>2</w:t>
-      </w:r>
-      <w:r>
-        <w:t>: sg</w:t>
-      </w:r>
-      <w:r>
-        <w:t>_var</w:t>
-      </w:r>
-      <w:r>
-        <w:t>.tf</w:t>
-      </w:r>
-    </w:p>
-    <w:p>
-      <w:r>
-        <w:t>Filename</w:t>
-      </w:r>
-      <w:r>
-        <w:t>3</w:t>
-      </w:r>
-      <w:r>
-        <w:t>: sg_</w:t>
-      </w:r>
-      <w:r>
-        <w:t>output</w:t>
-      </w:r>
-      <w:r>
-        <w:t>.tf</w:t>
+      <w:pPr>
+        <w:tabs>
+          <w:tab w:val="left" w:pos="2585"/>
+        </w:tabs>
+      </w:pPr>
+      <w:r>
+        <w:t>Filename2: sg_var.tf</w:t>
+      </w:r>
+      <w:r>
+        <w:tab/>
+      </w:r>
+    </w:p>
+    <w:p>
+      <w:pPr>
+        <w:tabs>
+          <w:tab w:val="left" w:pos="2585"/>
+        </w:tabs>
+      </w:pPr>
+    </w:p>
+    <w:p>
+      <w:pPr>
+        <w:tabs>
+          <w:tab w:val="left" w:pos="2585"/>
+        </w:tabs>
+        <w:rPr>
+          <w:i/>
+          <w:iCs/>
+        </w:rPr>
+      </w:pPr>
+      <w:r>
+        <w:rPr>
+          <w:i/>
+          <w:iCs/>
+        </w:rPr>
+        <w:t>variable "</w:t>
+      </w:r>
+      <w:proofErr w:type="spellStart"/>
+      <w:r>
+        <w:rPr>
+          <w:i/>
+          <w:iCs/>
+        </w:rPr>
+        <w:t>vpc_</w:t>
+      </w:r>
+      <w:proofErr w:type="gramStart"/>
+      <w:r>
+        <w:rPr>
+          <w:i/>
+          <w:iCs/>
+        </w:rPr>
+        <w:t>id</w:t>
+      </w:r>
+      <w:proofErr w:type="spellEnd"/>
+      <w:r>
+        <w:rPr>
+          <w:i/>
+          <w:iCs/>
+        </w:rPr>
+        <w:t>" {</w:t>
+      </w:r>
+      <w:proofErr w:type="gramEnd"/>
+    </w:p>
+    <w:p>
+      <w:pPr>
+        <w:tabs>
+          <w:tab w:val="left" w:pos="2585"/>
+        </w:tabs>
+        <w:rPr>
+          <w:i/>
+          <w:iCs/>
+        </w:rPr>
+      </w:pPr>
+      <w:r>
+        <w:rPr>
+          <w:i/>
+          <w:iCs/>
+        </w:rPr>
+        <w:t xml:space="preserve">  description = "VPC ID where security groups will be created"</w:t>
+      </w:r>
+    </w:p>
+    <w:p>
+      <w:pPr>
+        <w:tabs>
+          <w:tab w:val="left" w:pos="2585"/>
+        </w:tabs>
+        <w:rPr>
+          <w:i/>
+          <w:iCs/>
+        </w:rPr>
+      </w:pPr>
+      <w:r>
+        <w:rPr>
+          <w:i/>
+          <w:iCs/>
+        </w:rPr>
+        <w:t xml:space="preserve">  type        = string</w:t>
+      </w:r>
+    </w:p>
+    <w:p>
+      <w:pPr>
+        <w:tabs>
+          <w:tab w:val="left" w:pos="2585"/>
+        </w:tabs>
+        <w:rPr>
+          <w:i/>
+          <w:iCs/>
+        </w:rPr>
+      </w:pPr>
+      <w:r>
+        <w:rPr>
+          <w:i/>
+          <w:iCs/>
+        </w:rPr>
+        <w:t>}</w:t>
+      </w:r>
+    </w:p>
+    <w:p>
+      <w:pPr>
+        <w:tabs>
+          <w:tab w:val="left" w:pos="2585"/>
+        </w:tabs>
+        <w:rPr>
+          <w:i/>
+          <w:iCs/>
+        </w:rPr>
+      </w:pPr>
+    </w:p>
+    <w:p>
+      <w:pPr>
+        <w:tabs>
+          <w:tab w:val="left" w:pos="2585"/>
+        </w:tabs>
+        <w:rPr>
+          <w:i/>
+          <w:iCs/>
+        </w:rPr>
+      </w:pPr>
+      <w:r>
+        <w:rPr>
+          <w:i/>
+          <w:iCs/>
+        </w:rPr>
+        <w:lastRenderedPageBreak/>
+        <w:t>variable "project" {</w:t>
+      </w:r>
+    </w:p>
+    <w:p>
+      <w:pPr>
+        <w:tabs>
+          <w:tab w:val="left" w:pos="2585"/>
+        </w:tabs>
+        <w:rPr>
+          <w:i/>
+          <w:iCs/>
+        </w:rPr>
+      </w:pPr>
+      <w:r>
+        <w:rPr>
+          <w:i/>
+          <w:iCs/>
+        </w:rPr>
+        <w:t xml:space="preserve">  description = "Project name - use </w:t>
+      </w:r>
+      <w:proofErr w:type="spellStart"/>
+      <w:r>
+        <w:rPr>
+          <w:i/>
+          <w:iCs/>
+        </w:rPr>
+        <w:t>UserX</w:t>
+      </w:r>
+      <w:proofErr w:type="spellEnd"/>
+      <w:r>
+        <w:rPr>
+          <w:i/>
+          <w:iCs/>
+        </w:rPr>
+        <w:t xml:space="preserve"> format where X is your student number"</w:t>
+      </w:r>
+    </w:p>
+    <w:p>
+      <w:pPr>
+        <w:tabs>
+          <w:tab w:val="left" w:pos="2585"/>
+        </w:tabs>
+        <w:rPr>
+          <w:i/>
+          <w:iCs/>
+        </w:rPr>
+      </w:pPr>
+      <w:r>
+        <w:rPr>
+          <w:i/>
+          <w:iCs/>
+        </w:rPr>
+        <w:t xml:space="preserve">  type        = string</w:t>
+      </w:r>
+    </w:p>
+    <w:p>
+      <w:pPr>
+        <w:tabs>
+          <w:tab w:val="left" w:pos="2585"/>
+        </w:tabs>
+        <w:rPr>
+          <w:i/>
+          <w:iCs/>
+        </w:rPr>
+      </w:pPr>
+      <w:r>
+        <w:rPr>
+          <w:i/>
+          <w:iCs/>
+        </w:rPr>
+        <w:t>}</w:t>
+      </w:r>
+    </w:p>
+    <w:p>
+      <w:r>
+        <w:t>Filename3: sg_output.tf</w:t>
       </w:r>
     </w:p>
     <w:p/>
-    <w:p/>
+    <w:p>
+      <w:pPr>
+        <w:rPr>
+          <w:i/>
+          <w:iCs/>
+        </w:rPr>
+      </w:pPr>
+      <w:r>
+        <w:rPr>
+          <w:i/>
+          <w:iCs/>
+        </w:rPr>
+        <w:t>output "</w:t>
+      </w:r>
+      <w:proofErr w:type="spellStart"/>
+      <w:r>
+        <w:rPr>
+          <w:i/>
+          <w:iCs/>
+        </w:rPr>
+        <w:t>web_sg_</w:t>
+      </w:r>
+      <w:proofErr w:type="gramStart"/>
+      <w:r>
+        <w:rPr>
+          <w:i/>
+          <w:iCs/>
+        </w:rPr>
+        <w:t>id</w:t>
+      </w:r>
+      <w:proofErr w:type="spellEnd"/>
+      <w:r>
+        <w:rPr>
+          <w:i/>
+          <w:iCs/>
+        </w:rPr>
+        <w:t>" {</w:t>
+      </w:r>
+      <w:proofErr w:type="gramEnd"/>
+    </w:p>
+    <w:p>
+      <w:pPr>
+        <w:rPr>
+          <w:i/>
+          <w:iCs/>
+        </w:rPr>
+      </w:pPr>
+      <w:r>
+        <w:rPr>
+          <w:i/>
+          <w:iCs/>
+        </w:rPr>
+        <w:t xml:space="preserve">  description = "ID of the web security group"</w:t>
+      </w:r>
+    </w:p>
+    <w:p>
+      <w:pPr>
+        <w:rPr>
+          <w:i/>
+          <w:iCs/>
+        </w:rPr>
+      </w:pPr>
+      <w:r>
+        <w:rPr>
+          <w:i/>
+          <w:iCs/>
+        </w:rPr>
+        <w:t xml:space="preserve">  value       = aws_security_group.web_sg.id</w:t>
+      </w:r>
+    </w:p>
+    <w:p>
+      <w:pPr>
+        <w:rPr>
+          <w:i/>
+          <w:iCs/>
+        </w:rPr>
+      </w:pPr>
+      <w:r>
+        <w:rPr>
+          <w:i/>
+          <w:iCs/>
+        </w:rPr>
+        <w:t>}</w:t>
+      </w:r>
+    </w:p>
     <w:p/>
     <w:p/>
     <w:p/>
@@ -868,7 +1583,6 @@
         </w:numPr>
       </w:pPr>
       <w:r>
-        <w:lastRenderedPageBreak/>
         <w:t>Add security group argument in the “ec2-instance” module</w:t>
       </w:r>
     </w:p>
@@ -877,6 +1591,9 @@
         <w:ind w:left="360"/>
       </w:pPr>
       <w:r>
+        <w:rPr>
+          <w:noProof/>
+        </w:rPr>
         <w:drawing>
           <wp:inline distT="0" distB="0" distL="0" distR="0" wp14:anchorId="6EFD143F" wp14:editId="094B392A">
             <wp:extent cx="5943600" cy="2950845"/>
@@ -921,6 +1638,10 @@
     </w:p>
     <w:p>
       <w:r>
+        <w:rPr>
+          <w:noProof/>
+        </w:rPr>
+        <w:lastRenderedPageBreak/>
         <w:drawing>
           <wp:inline distT="0" distB="0" distL="0" distR="0" wp14:anchorId="3AAE92AC" wp14:editId="1F217731">
             <wp:extent cx="5943600" cy="2665095"/>
@@ -971,8 +1692,33 @@
           <w:i/>
           <w:iCs/>
         </w:rPr>
-        <w:t>variable "web_sg" {</w:t>
-      </w:r>
+        <w:t>variable "</w:t>
+      </w:r>
+      <w:proofErr w:type="spellStart"/>
+      <w:r>
+        <w:rPr>
+          <w:i/>
+          <w:iCs/>
+        </w:rPr>
+        <w:t>web_</w:t>
+      </w:r>
+      <w:proofErr w:type="gramStart"/>
+      <w:r>
+        <w:rPr>
+          <w:i/>
+          <w:iCs/>
+        </w:rPr>
+        <w:t>sg</w:t>
+      </w:r>
+      <w:proofErr w:type="spellEnd"/>
+      <w:r>
+        <w:rPr>
+          <w:i/>
+          <w:iCs/>
+        </w:rPr>
+        <w:t>" {</w:t>
+      </w:r>
+      <w:proofErr w:type="gramEnd"/>
     </w:p>
     <w:p>
       <w:pPr>
@@ -1069,11 +1815,22 @@
         </w:numPr>
       </w:pPr>
       <w:r>
-        <w:t xml:space="preserve"> Push the changes to the module github repo</w:t>
-      </w:r>
-    </w:p>
-    <w:p>
-      <w:r>
+        <w:t xml:space="preserve"> Push the changes to the module </w:t>
+      </w:r>
+      <w:proofErr w:type="spellStart"/>
+      <w:r>
+        <w:t>github</w:t>
+      </w:r>
+      <w:proofErr w:type="spellEnd"/>
+      <w:r>
+        <w:t xml:space="preserve"> repo</w:t>
+      </w:r>
+    </w:p>
+    <w:p>
+      <w:r>
+        <w:rPr>
+          <w:noProof/>
+        </w:rPr>
         <w:drawing>
           <wp:inline distT="0" distB="0" distL="0" distR="0" wp14:anchorId="65790F69" wp14:editId="6DBCB453">
             <wp:extent cx="4462732" cy="2940826"/>
@@ -1168,7 +1925,19 @@
           <w:szCs w:val="21"/>
           <w14:ligatures w14:val="none"/>
         </w:rPr>
-        <w:t>"Web_SG01"</w:t>
+        <w:t>"Web_</w:t>
+      </w:r>
+      <w:proofErr w:type="gramStart"/>
+      <w:r>
+        <w:rPr>
+          <w:rFonts w:ascii="Consolas" w:eastAsia="Times New Roman" w:hAnsi="Consolas" w:cs="Times New Roman"/>
+          <w:color w:val="CE9178"/>
+          <w:kern w:val="0"/>
+          <w:sz w:val="21"/>
+          <w:szCs w:val="21"/>
+          <w14:ligatures w14:val="none"/>
+        </w:rPr>
+        <w:t>SG01"</w:t>
       </w:r>
       <w:r>
         <w:rPr>
@@ -1181,6 +1950,7 @@
         </w:rPr>
         <w:t xml:space="preserve"> {</w:t>
       </w:r>
+      <w:proofErr w:type="gramEnd"/>
     </w:p>
     <w:p>
       <w:pPr>
@@ -1216,7 +1986,31 @@
           <w:szCs w:val="21"/>
           <w14:ligatures w14:val="none"/>
         </w:rPr>
-        <w:t>"git::https://github.com/Vishwanathms/tf-aws-modules-jan26.git//security-groups?ref=main"</w:t>
+        <w:t>"</w:t>
+      </w:r>
+      <w:proofErr w:type="gramStart"/>
+      <w:r>
+        <w:rPr>
+          <w:rFonts w:ascii="Consolas" w:eastAsia="Times New Roman" w:hAnsi="Consolas" w:cs="Times New Roman"/>
+          <w:color w:val="CE9178"/>
+          <w:kern w:val="0"/>
+          <w:sz w:val="21"/>
+          <w:szCs w:val="21"/>
+          <w14:ligatures w14:val="none"/>
+        </w:rPr>
+        <w:t>git::</w:t>
+      </w:r>
+      <w:proofErr w:type="gramEnd"/>
+      <w:r>
+        <w:rPr>
+          <w:rFonts w:ascii="Consolas" w:eastAsia="Times New Roman" w:hAnsi="Consolas" w:cs="Times New Roman"/>
+          <w:color w:val="CE9178"/>
+          <w:kern w:val="0"/>
+          <w:sz w:val="21"/>
+          <w:szCs w:val="21"/>
+          <w14:ligatures w14:val="none"/>
+        </w:rPr>
+        <w:t>https://github.com/Vishwanathms/tf-aws-modules-jan26.git//security-groups?ref=main"</w:t>
       </w:r>
     </w:p>
     <w:p>
@@ -1253,7 +2047,31 @@
           <w:szCs w:val="21"/>
           <w14:ligatures w14:val="none"/>
         </w:rPr>
-        <w:t>"vishwa"</w:t>
+        <w:t>"</w:t>
+      </w:r>
+      <w:proofErr w:type="spellStart"/>
+      <w:r>
+        <w:rPr>
+          <w:rFonts w:ascii="Consolas" w:eastAsia="Times New Roman" w:hAnsi="Consolas" w:cs="Times New Roman"/>
+          <w:color w:val="CE9178"/>
+          <w:kern w:val="0"/>
+          <w:sz w:val="21"/>
+          <w:szCs w:val="21"/>
+          <w14:ligatures w14:val="none"/>
+        </w:rPr>
+        <w:t>vishwa</w:t>
+      </w:r>
+      <w:proofErr w:type="spellEnd"/>
+      <w:r>
+        <w:rPr>
+          <w:rFonts w:ascii="Consolas" w:eastAsia="Times New Roman" w:hAnsi="Consolas" w:cs="Times New Roman"/>
+          <w:color w:val="CE9178"/>
+          <w:kern w:val="0"/>
+          <w:sz w:val="21"/>
+          <w:szCs w:val="21"/>
+          <w14:ligatures w14:val="none"/>
+        </w:rPr>
+        <w:t>"</w:t>
       </w:r>
     </w:p>
     <w:p>
@@ -1279,14 +2097,10 @@
           <w:szCs w:val="21"/>
           <w14:ligatures w14:val="none"/>
         </w:rPr>
-        <w:t>  vpc_id = data.aws_vpc.default.id</w:t>
-      </w:r>
-    </w:p>
-    <w:p>
-      <w:pPr>
-        <w:shd w:val="clear" w:color="auto" w:fill="1E1E1E"/>
-        <w:spacing w:after="0" w:line="285" w:lineRule="atLeast"/>
-        <w:ind w:left="360"/>
+        <w:t xml:space="preserve">  </w:t>
+      </w:r>
+      <w:proofErr w:type="spellStart"/>
+      <w:r>
         <w:rPr>
           <w:rFonts w:ascii="Consolas" w:eastAsia="Times New Roman" w:hAnsi="Consolas" w:cs="Times New Roman"/>
           <w:color w:val="D4D4D4"/>
@@ -1295,7 +2109,9 @@
           <w:szCs w:val="21"/>
           <w14:ligatures w14:val="none"/>
         </w:rPr>
-      </w:pPr>
+        <w:t>vpc_id</w:t>
+      </w:r>
+      <w:proofErr w:type="spellEnd"/>
       <w:r>
         <w:rPr>
           <w:rFonts w:ascii="Consolas" w:eastAsia="Times New Roman" w:hAnsi="Consolas" w:cs="Times New Roman"/>
@@ -1305,7 +2121,7 @@
           <w:szCs w:val="21"/>
           <w14:ligatures w14:val="none"/>
         </w:rPr>
-        <w:t>}</w:t>
+        <w:t xml:space="preserve"> = data.aws_vpc.default.id</w:t>
       </w:r>
     </w:p>
     <w:p>
@@ -1322,12 +2138,7 @@
           <w14:ligatures w14:val="none"/>
         </w:rPr>
       </w:pPr>
-    </w:p>
-    <w:p>
-      <w:pPr>
-        <w:shd w:val="clear" w:color="auto" w:fill="1E1E1E"/>
-        <w:spacing w:after="0" w:line="285" w:lineRule="atLeast"/>
-        <w:ind w:left="360"/>
+      <w:r>
         <w:rPr>
           <w:rFonts w:ascii="Consolas" w:eastAsia="Times New Roman" w:hAnsi="Consolas" w:cs="Times New Roman"/>
           <w:color w:val="D4D4D4"/>
@@ -1336,8 +2147,14 @@
           <w:szCs w:val="21"/>
           <w14:ligatures w14:val="none"/>
         </w:rPr>
-      </w:pPr>
-      <w:r>
+        <w:t>}</w:t>
+      </w:r>
+    </w:p>
+    <w:p>
+      <w:pPr>
+        <w:shd w:val="clear" w:color="auto" w:fill="1E1E1E"/>
+        <w:spacing w:after="0" w:line="285" w:lineRule="atLeast"/>
+        <w:ind w:left="360"/>
         <w:rPr>
           <w:rFonts w:ascii="Consolas" w:eastAsia="Times New Roman" w:hAnsi="Consolas" w:cs="Times New Roman"/>
           <w:color w:val="D4D4D4"/>
@@ -1346,6 +2163,31 @@
           <w:szCs w:val="21"/>
           <w14:ligatures w14:val="none"/>
         </w:rPr>
+      </w:pPr>
+    </w:p>
+    <w:p>
+      <w:pPr>
+        <w:shd w:val="clear" w:color="auto" w:fill="1E1E1E"/>
+        <w:spacing w:after="0" w:line="285" w:lineRule="atLeast"/>
+        <w:ind w:left="360"/>
+        <w:rPr>
+          <w:rFonts w:ascii="Consolas" w:eastAsia="Times New Roman" w:hAnsi="Consolas" w:cs="Times New Roman"/>
+          <w:color w:val="D4D4D4"/>
+          <w:kern w:val="0"/>
+          <w:sz w:val="21"/>
+          <w:szCs w:val="21"/>
+          <w14:ligatures w14:val="none"/>
+        </w:rPr>
+      </w:pPr>
+      <w:r>
+        <w:rPr>
+          <w:rFonts w:ascii="Consolas" w:eastAsia="Times New Roman" w:hAnsi="Consolas" w:cs="Times New Roman"/>
+          <w:color w:val="D4D4D4"/>
+          <w:kern w:val="0"/>
+          <w:sz w:val="21"/>
+          <w:szCs w:val="21"/>
+          <w14:ligatures w14:val="none"/>
+        </w:rPr>
         <w:t xml:space="preserve">data </w:t>
       </w:r>
       <w:r>
@@ -1357,7 +2199,31 @@
           <w:szCs w:val="21"/>
           <w14:ligatures w14:val="none"/>
         </w:rPr>
-        <w:t>"aws_vpc"</w:t>
+        <w:t>"</w:t>
+      </w:r>
+      <w:proofErr w:type="spellStart"/>
+      <w:r>
+        <w:rPr>
+          <w:rFonts w:ascii="Consolas" w:eastAsia="Times New Roman" w:hAnsi="Consolas" w:cs="Times New Roman"/>
+          <w:color w:val="CE9178"/>
+          <w:kern w:val="0"/>
+          <w:sz w:val="21"/>
+          <w:szCs w:val="21"/>
+          <w14:ligatures w14:val="none"/>
+        </w:rPr>
+        <w:t>aws_vpc</w:t>
+      </w:r>
+      <w:proofErr w:type="spellEnd"/>
+      <w:r>
+        <w:rPr>
+          <w:rFonts w:ascii="Consolas" w:eastAsia="Times New Roman" w:hAnsi="Consolas" w:cs="Times New Roman"/>
+          <w:color w:val="CE9178"/>
+          <w:kern w:val="0"/>
+          <w:sz w:val="21"/>
+          <w:szCs w:val="21"/>
+          <w14:ligatures w14:val="none"/>
+        </w:rPr>
+        <w:t>"</w:t>
       </w:r>
       <w:r>
         <w:rPr>
@@ -1379,7 +2245,19 @@
           <w:szCs w:val="21"/>
           <w14:ligatures w14:val="none"/>
         </w:rPr>
-        <w:t>"default"</w:t>
+        <w:t>"</w:t>
+      </w:r>
+      <w:proofErr w:type="gramStart"/>
+      <w:r>
+        <w:rPr>
+          <w:rFonts w:ascii="Consolas" w:eastAsia="Times New Roman" w:hAnsi="Consolas" w:cs="Times New Roman"/>
+          <w:color w:val="CE9178"/>
+          <w:kern w:val="0"/>
+          <w:sz w:val="21"/>
+          <w:szCs w:val="21"/>
+          <w14:ligatures w14:val="none"/>
+        </w:rPr>
+        <w:t>default"</w:t>
       </w:r>
       <w:r>
         <w:rPr>
@@ -1392,6 +2270,7 @@
         </w:rPr>
         <w:t xml:space="preserve"> {</w:t>
       </w:r>
+      <w:proofErr w:type="gramEnd"/>
     </w:p>
     <w:p>
       <w:pPr>
@@ -1459,7 +2338,9 @@
     <w:p/>
     <w:p>
       <w:r>
-        <w:lastRenderedPageBreak/>
+        <w:rPr>
+          <w:noProof/>
+        </w:rPr>
         <w:drawing>
           <wp:inline distT="0" distB="0" distL="0" distR="0" wp14:anchorId="5667D1EF" wp14:editId="176FA736">
             <wp:extent cx="4077419" cy="2518765"/>
@@ -1507,16 +2388,36 @@
         </w:numPr>
       </w:pPr>
       <w:r>
-        <w:t>Run terraform init and plan</w:t>
-      </w:r>
-    </w:p>
-    <w:p>
-      <w:r>
-        <w:t xml:space="preserve">We will get the below error </w:t>
-      </w:r>
-    </w:p>
-    <w:p>
-      <w:r>
+        <w:t xml:space="preserve">Run terraform </w:t>
+      </w:r>
+      <w:proofErr w:type="spellStart"/>
+      <w:r>
+        <w:t>init</w:t>
+      </w:r>
+      <w:proofErr w:type="spellEnd"/>
+      <w:r>
+        <w:t xml:space="preserve"> and plan</w:t>
+      </w:r>
+    </w:p>
+    <w:p>
+      <w:r>
+        <w:t xml:space="preserve">We will get the </w:t>
+      </w:r>
+      <w:proofErr w:type="gramStart"/>
+      <w:r>
+        <w:t>below error</w:t>
+      </w:r>
+      <w:proofErr w:type="gramEnd"/>
+      <w:r>
+        <w:t xml:space="preserve"> </w:t>
+      </w:r>
+    </w:p>
+    <w:p>
+      <w:r>
+        <w:rPr>
+          <w:noProof/>
+        </w:rPr>
+        <w:lastRenderedPageBreak/>
         <w:drawing>
           <wp:inline distT="0" distB="0" distL="0" distR="0" wp14:anchorId="1A0F3A19" wp14:editId="6BB9C4A6">
             <wp:extent cx="5943600" cy="1555750"/>
@@ -1556,7 +2457,15 @@
     </w:p>
     <w:p>
       <w:r>
-        <w:t>This is bcz the cached module folder in the .terraform in the c</w:t>
+        <w:t xml:space="preserve">This is bcz the cached module folder in </w:t>
+      </w:r>
+      <w:proofErr w:type="gramStart"/>
+      <w:r>
+        <w:t>the .terraform</w:t>
+      </w:r>
+      <w:proofErr w:type="gramEnd"/>
+      <w:r>
+        <w:t xml:space="preserve"> in the c</w:t>
       </w:r>
       <w:r>
         <w:t>a</w:t>
@@ -1570,6 +2479,9 @@
     </w:p>
     <w:p>
       <w:r>
+        <w:rPr>
+          <w:noProof/>
+        </w:rPr>
         <w:drawing>
           <wp:inline distT="0" distB="0" distL="0" distR="0" wp14:anchorId="562EB494" wp14:editId="58D27A70">
             <wp:extent cx="2819644" cy="1615580"/>
@@ -1614,12 +2526,24 @@
     </w:p>
     <w:p>
       <w:r>
-        <w:t xml:space="preserve">Terraform init </w:t>
-      </w:r>
-    </w:p>
-    <w:p>
-      <w:r>
-        <w:lastRenderedPageBreak/>
+        <w:t xml:space="preserve">Terraform </w:t>
+      </w:r>
+      <w:proofErr w:type="spellStart"/>
+      <w:proofErr w:type="gramStart"/>
+      <w:r>
+        <w:t>init</w:t>
+      </w:r>
+      <w:proofErr w:type="spellEnd"/>
+      <w:proofErr w:type="gramEnd"/>
+      <w:r>
+        <w:t xml:space="preserve"> </w:t>
+      </w:r>
+    </w:p>
+    <w:p>
+      <w:r>
+        <w:rPr>
+          <w:noProof/>
+        </w:rPr>
         <w:drawing>
           <wp:inline distT="0" distB="0" distL="0" distR="0" wp14:anchorId="42C8445E" wp14:editId="109C3813">
             <wp:extent cx="5943600" cy="2447290"/>
@@ -1670,6 +2594,10 @@
     </w:p>
     <w:p>
       <w:r>
+        <w:rPr>
+          <w:noProof/>
+        </w:rPr>
+        <w:lastRenderedPageBreak/>
         <w:drawing>
           <wp:inline distT="0" distB="0" distL="0" distR="0" wp14:anchorId="2ED38D19" wp14:editId="7256ED67">
             <wp:extent cx="5943600" cy="2631440"/>
@@ -2417,6 +3345,7 @@
   <w:style w:type="character" w:default="1" w:styleId="DefaultParagraphFont">
     <w:name w:val="Default Paragraph Font"/>
     <w:uiPriority w:val="1"/>
+    <w:semiHidden/>
     <w:unhideWhenUsed/>
   </w:style>
   <w:style w:type="table" w:default="1" w:styleId="TableNormal">

--- a/Day3/06-Lm-tf-sg-module.docx
+++ b/Day3/06-Lm-tf-sg-module.docx
@@ -28,15 +28,7 @@
     </w:p>
     <w:p>
       <w:r>
-        <w:t xml:space="preserve">In the module </w:t>
-      </w:r>
-      <w:proofErr w:type="spellStart"/>
-      <w:r>
-        <w:t>github</w:t>
-      </w:r>
-      <w:proofErr w:type="spellEnd"/>
-      <w:r>
-        <w:t xml:space="preserve">, create an </w:t>
+        <w:t xml:space="preserve">In the module github, create an </w:t>
       </w:r>
       <w:r>
         <w:rPr>
@@ -108,73 +100,23 @@
           <w:i/>
           <w:iCs/>
         </w:rPr>
-        <w:t>resource "</w:t>
-      </w:r>
-      <w:proofErr w:type="spellStart"/>
-      <w:r>
-        <w:rPr>
-          <w:i/>
-          <w:iCs/>
-        </w:rPr>
-        <w:t>aws_security_group</w:t>
-      </w:r>
-      <w:proofErr w:type="spellEnd"/>
-      <w:r>
-        <w:rPr>
-          <w:i/>
-          <w:iCs/>
-        </w:rPr>
-        <w:t>" "</w:t>
-      </w:r>
-      <w:proofErr w:type="spellStart"/>
-      <w:r>
-        <w:rPr>
-          <w:i/>
-          <w:iCs/>
-        </w:rPr>
-        <w:t>web_sg</w:t>
-      </w:r>
-      <w:proofErr w:type="spellEnd"/>
-      <w:r>
-        <w:rPr>
-          <w:i/>
-          <w:iCs/>
-        </w:rPr>
-        <w:t>" {</w:t>
-      </w:r>
-    </w:p>
-    <w:p>
-      <w:pPr>
-        <w:spacing w:after="0"/>
-        <w:rPr>
-          <w:i/>
-          <w:iCs/>
-        </w:rPr>
-      </w:pPr>
-      <w:r>
-        <w:rPr>
-          <w:i/>
-          <w:iCs/>
-        </w:rPr>
-        <w:t>  name        = "lab9-web-sg-${</w:t>
-      </w:r>
-      <w:proofErr w:type="spellStart"/>
-      <w:proofErr w:type="gramStart"/>
-      <w:r>
-        <w:rPr>
-          <w:i/>
-          <w:iCs/>
-        </w:rPr>
-        <w:t>var.project</w:t>
-      </w:r>
-      <w:proofErr w:type="spellEnd"/>
-      <w:proofErr w:type="gramEnd"/>
-      <w:r>
-        <w:rPr>
-          <w:i/>
-          <w:iCs/>
-        </w:rPr>
-        <w:t>}"</w:t>
+        <w:t>resource "aws_security_group" "web_sg" {</w:t>
+      </w:r>
+    </w:p>
+    <w:p>
+      <w:pPr>
+        <w:spacing w:after="0"/>
+        <w:rPr>
+          <w:i/>
+          <w:iCs/>
+        </w:rPr>
+      </w:pPr>
+      <w:r>
+        <w:rPr>
+          <w:i/>
+          <w:iCs/>
+        </w:rPr>
+        <w:t>  name        = "lab9-web-sg-${var.project}"</w:t>
       </w:r>
     </w:p>
     <w:p>
@@ -206,33 +148,8 @@
           <w:i/>
           <w:iCs/>
         </w:rPr>
-        <w:t xml:space="preserve">  </w:t>
-      </w:r>
-      <w:proofErr w:type="spellStart"/>
-      <w:r>
-        <w:rPr>
-          <w:i/>
-          <w:iCs/>
-        </w:rPr>
-        <w:t>vpc_id</w:t>
-      </w:r>
-      <w:proofErr w:type="spellEnd"/>
-      <w:r>
-        <w:rPr>
-          <w:i/>
-          <w:iCs/>
-        </w:rPr>
-        <w:t xml:space="preserve">      = </w:t>
-      </w:r>
-      <w:proofErr w:type="spellStart"/>
-      <w:r>
-        <w:rPr>
-          <w:i/>
-          <w:iCs/>
-        </w:rPr>
-        <w:t>var.vpc_id</w:t>
-      </w:r>
-      <w:proofErr w:type="spellEnd"/>
+        <w:t>  vpc_id      = var.vpc_id</w:t>
+      </w:r>
     </w:p>
     <w:p>
       <w:pPr>
@@ -272,25 +189,7 @@
           <w:i/>
           <w:iCs/>
         </w:rPr>
-        <w:t>    Name = "lab9-web-sg-${</w:t>
-      </w:r>
-      <w:proofErr w:type="spellStart"/>
-      <w:proofErr w:type="gramStart"/>
-      <w:r>
-        <w:rPr>
-          <w:i/>
-          <w:iCs/>
-        </w:rPr>
-        <w:t>var.project</w:t>
-      </w:r>
-      <w:proofErr w:type="spellEnd"/>
-      <w:proofErr w:type="gramEnd"/>
-      <w:r>
-        <w:rPr>
-          <w:i/>
-          <w:iCs/>
-        </w:rPr>
-        <w:t>}"</w:t>
+        <w:t>    Name = "lab9-web-sg-${var.project}"</w:t>
       </w:r>
     </w:p>
     <w:p>
@@ -363,64 +262,23 @@
           <w:i/>
           <w:iCs/>
         </w:rPr>
-        <w:t>resource "</w:t>
-      </w:r>
-      <w:proofErr w:type="spellStart"/>
-      <w:r>
-        <w:rPr>
-          <w:i/>
-          <w:iCs/>
-        </w:rPr>
-        <w:t>aws_vpc_security_group_ingress_rule</w:t>
-      </w:r>
-      <w:proofErr w:type="spellEnd"/>
-      <w:r>
-        <w:rPr>
-          <w:i/>
-          <w:iCs/>
-        </w:rPr>
-        <w:t>" "</w:t>
-      </w:r>
-      <w:proofErr w:type="gramStart"/>
-      <w:r>
-        <w:rPr>
-          <w:i/>
-          <w:iCs/>
-        </w:rPr>
-        <w:t>http" {</w:t>
-      </w:r>
-      <w:proofErr w:type="gramEnd"/>
-    </w:p>
-    <w:p>
-      <w:pPr>
-        <w:spacing w:after="0"/>
-        <w:rPr>
-          <w:i/>
-          <w:iCs/>
-        </w:rPr>
-      </w:pPr>
-      <w:r>
-        <w:rPr>
-          <w:i/>
-          <w:iCs/>
-        </w:rPr>
-        <w:t xml:space="preserve">  </w:t>
-      </w:r>
-      <w:proofErr w:type="spellStart"/>
-      <w:r>
-        <w:rPr>
-          <w:i/>
-          <w:iCs/>
-        </w:rPr>
-        <w:t>security_group_id</w:t>
-      </w:r>
-      <w:proofErr w:type="spellEnd"/>
-      <w:r>
-        <w:rPr>
-          <w:i/>
-          <w:iCs/>
-        </w:rPr>
-        <w:t xml:space="preserve"> = aws_security_group.web_sg.id</w:t>
+        <w:t>resource "aws_vpc_security_group_ingress_rule" "http" {</w:t>
+      </w:r>
+    </w:p>
+    <w:p>
+      <w:pPr>
+        <w:spacing w:after="0"/>
+        <w:rPr>
+          <w:i/>
+          <w:iCs/>
+        </w:rPr>
+      </w:pPr>
+      <w:r>
+        <w:rPr>
+          <w:i/>
+          <w:iCs/>
+        </w:rPr>
+        <w:t>  security_group_id = aws_security_group.web_sg.id</w:t>
       </w:r>
     </w:p>
     <w:p>
@@ -452,103 +310,39 @@
           <w:i/>
           <w:iCs/>
         </w:rPr>
-        <w:t xml:space="preserve">  </w:t>
-      </w:r>
-      <w:proofErr w:type="spellStart"/>
-      <w:r>
-        <w:rPr>
-          <w:i/>
-          <w:iCs/>
-        </w:rPr>
-        <w:t>from_port</w:t>
-      </w:r>
-      <w:proofErr w:type="spellEnd"/>
-      <w:r>
-        <w:rPr>
-          <w:i/>
-          <w:iCs/>
-        </w:rPr>
-        <w:t xml:space="preserve">         = 80</w:t>
-      </w:r>
-    </w:p>
-    <w:p>
-      <w:pPr>
-        <w:spacing w:after="0"/>
-        <w:rPr>
-          <w:i/>
-          <w:iCs/>
-        </w:rPr>
-      </w:pPr>
-      <w:r>
-        <w:rPr>
-          <w:i/>
-          <w:iCs/>
-        </w:rPr>
-        <w:t xml:space="preserve">  </w:t>
-      </w:r>
-      <w:proofErr w:type="spellStart"/>
-      <w:r>
-        <w:rPr>
-          <w:i/>
-          <w:iCs/>
-        </w:rPr>
-        <w:t>to_port</w:t>
-      </w:r>
-      <w:proofErr w:type="spellEnd"/>
-      <w:r>
-        <w:rPr>
-          <w:i/>
-          <w:iCs/>
-        </w:rPr>
-        <w:t xml:space="preserve">           = 80</w:t>
-      </w:r>
-    </w:p>
-    <w:p>
-      <w:pPr>
-        <w:spacing w:after="0"/>
-        <w:rPr>
-          <w:i/>
-          <w:iCs/>
-        </w:rPr>
-      </w:pPr>
-      <w:r>
-        <w:rPr>
-          <w:i/>
-          <w:iCs/>
-        </w:rPr>
-        <w:t xml:space="preserve">  </w:t>
-      </w:r>
-      <w:proofErr w:type="spellStart"/>
-      <w:r>
-        <w:rPr>
-          <w:i/>
-          <w:iCs/>
-        </w:rPr>
-        <w:t>ip_protocol</w:t>
-      </w:r>
-      <w:proofErr w:type="spellEnd"/>
-      <w:r>
-        <w:rPr>
-          <w:i/>
-          <w:iCs/>
-        </w:rPr>
-        <w:t xml:space="preserve">       = "</w:t>
-      </w:r>
-      <w:proofErr w:type="spellStart"/>
-      <w:r>
-        <w:rPr>
-          <w:i/>
-          <w:iCs/>
-        </w:rPr>
-        <w:t>tcp</w:t>
-      </w:r>
-      <w:proofErr w:type="spellEnd"/>
-      <w:r>
-        <w:rPr>
-          <w:i/>
-          <w:iCs/>
-        </w:rPr>
-        <w:t>"</w:t>
+        <w:t>  from_port         = 80</w:t>
+      </w:r>
+    </w:p>
+    <w:p>
+      <w:pPr>
+        <w:spacing w:after="0"/>
+        <w:rPr>
+          <w:i/>
+          <w:iCs/>
+        </w:rPr>
+      </w:pPr>
+      <w:r>
+        <w:rPr>
+          <w:i/>
+          <w:iCs/>
+        </w:rPr>
+        <w:t>  to_port           = 80</w:t>
+      </w:r>
+    </w:p>
+    <w:p>
+      <w:pPr>
+        <w:spacing w:after="0"/>
+        <w:rPr>
+          <w:i/>
+          <w:iCs/>
+        </w:rPr>
+      </w:pPr>
+      <w:r>
+        <w:rPr>
+          <w:i/>
+          <w:iCs/>
+        </w:rPr>
+        <w:t>  ip_protocol       = "tcp"</w:t>
       </w:r>
     </w:p>
     <w:p>
@@ -605,25 +399,7 @@
           <w:i/>
           <w:iCs/>
         </w:rPr>
-        <w:t>    Name = "lab9-http-rule-${</w:t>
-      </w:r>
-      <w:proofErr w:type="spellStart"/>
-      <w:proofErr w:type="gramStart"/>
-      <w:r>
-        <w:rPr>
-          <w:i/>
-          <w:iCs/>
-        </w:rPr>
-        <w:t>var.project</w:t>
-      </w:r>
-      <w:proofErr w:type="spellEnd"/>
-      <w:proofErr w:type="gramEnd"/>
-      <w:r>
-        <w:rPr>
-          <w:i/>
-          <w:iCs/>
-        </w:rPr>
-        <w:t>}"</w:t>
+        <w:t>    Name = "lab9-http-rule-${var.project}"</w:t>
       </w:r>
     </w:p>
     <w:p>
@@ -697,64 +473,23 @@
           <w:iCs/>
         </w:rPr>
         <w:lastRenderedPageBreak/>
-        <w:t>resource "</w:t>
-      </w:r>
-      <w:proofErr w:type="spellStart"/>
-      <w:r>
-        <w:rPr>
-          <w:i/>
-          <w:iCs/>
-        </w:rPr>
-        <w:t>aws_vpc_security_group_ingress_rule</w:t>
-      </w:r>
-      <w:proofErr w:type="spellEnd"/>
-      <w:r>
-        <w:rPr>
-          <w:i/>
-          <w:iCs/>
-        </w:rPr>
-        <w:t>" "</w:t>
-      </w:r>
-      <w:proofErr w:type="gramStart"/>
-      <w:r>
-        <w:rPr>
-          <w:i/>
-          <w:iCs/>
-        </w:rPr>
-        <w:t>ssh" {</w:t>
-      </w:r>
-      <w:proofErr w:type="gramEnd"/>
-    </w:p>
-    <w:p>
-      <w:pPr>
-        <w:spacing w:after="0"/>
-        <w:rPr>
-          <w:i/>
-          <w:iCs/>
-        </w:rPr>
-      </w:pPr>
-      <w:r>
-        <w:rPr>
-          <w:i/>
-          <w:iCs/>
-        </w:rPr>
-        <w:t xml:space="preserve">  </w:t>
-      </w:r>
-      <w:proofErr w:type="spellStart"/>
-      <w:r>
-        <w:rPr>
-          <w:i/>
-          <w:iCs/>
-        </w:rPr>
-        <w:t>security_group_id</w:t>
-      </w:r>
-      <w:proofErr w:type="spellEnd"/>
-      <w:r>
-        <w:rPr>
-          <w:i/>
-          <w:iCs/>
-        </w:rPr>
-        <w:t xml:space="preserve"> = aws_security_group.web_sg.id</w:t>
+        <w:t>resource "aws_vpc_security_group_ingress_rule" "ssh" {</w:t>
+      </w:r>
+    </w:p>
+    <w:p>
+      <w:pPr>
+        <w:spacing w:after="0"/>
+        <w:rPr>
+          <w:i/>
+          <w:iCs/>
+        </w:rPr>
+      </w:pPr>
+      <w:r>
+        <w:rPr>
+          <w:i/>
+          <w:iCs/>
+        </w:rPr>
+        <w:t>  security_group_id = aws_security_group.web_sg.id</w:t>
       </w:r>
     </w:p>
     <w:p>
@@ -786,103 +521,39 @@
           <w:i/>
           <w:iCs/>
         </w:rPr>
-        <w:t xml:space="preserve">  </w:t>
-      </w:r>
-      <w:proofErr w:type="spellStart"/>
-      <w:r>
-        <w:rPr>
-          <w:i/>
-          <w:iCs/>
-        </w:rPr>
-        <w:t>from_port</w:t>
-      </w:r>
-      <w:proofErr w:type="spellEnd"/>
-      <w:r>
-        <w:rPr>
-          <w:i/>
-          <w:iCs/>
-        </w:rPr>
-        <w:t xml:space="preserve">         = 22</w:t>
-      </w:r>
-    </w:p>
-    <w:p>
-      <w:pPr>
-        <w:spacing w:after="0"/>
-        <w:rPr>
-          <w:i/>
-          <w:iCs/>
-        </w:rPr>
-      </w:pPr>
-      <w:r>
-        <w:rPr>
-          <w:i/>
-          <w:iCs/>
-        </w:rPr>
-        <w:t xml:space="preserve">  </w:t>
-      </w:r>
-      <w:proofErr w:type="spellStart"/>
-      <w:r>
-        <w:rPr>
-          <w:i/>
-          <w:iCs/>
-        </w:rPr>
-        <w:t>to_port</w:t>
-      </w:r>
-      <w:proofErr w:type="spellEnd"/>
-      <w:r>
-        <w:rPr>
-          <w:i/>
-          <w:iCs/>
-        </w:rPr>
-        <w:t xml:space="preserve">           = 22</w:t>
-      </w:r>
-    </w:p>
-    <w:p>
-      <w:pPr>
-        <w:spacing w:after="0"/>
-        <w:rPr>
-          <w:i/>
-          <w:iCs/>
-        </w:rPr>
-      </w:pPr>
-      <w:r>
-        <w:rPr>
-          <w:i/>
-          <w:iCs/>
-        </w:rPr>
-        <w:t xml:space="preserve">  </w:t>
-      </w:r>
-      <w:proofErr w:type="spellStart"/>
-      <w:r>
-        <w:rPr>
-          <w:i/>
-          <w:iCs/>
-        </w:rPr>
-        <w:t>ip_protocol</w:t>
-      </w:r>
-      <w:proofErr w:type="spellEnd"/>
-      <w:r>
-        <w:rPr>
-          <w:i/>
-          <w:iCs/>
-        </w:rPr>
-        <w:t xml:space="preserve">       = "</w:t>
-      </w:r>
-      <w:proofErr w:type="spellStart"/>
-      <w:r>
-        <w:rPr>
-          <w:i/>
-          <w:iCs/>
-        </w:rPr>
-        <w:t>tcp</w:t>
-      </w:r>
-      <w:proofErr w:type="spellEnd"/>
-      <w:r>
-        <w:rPr>
-          <w:i/>
-          <w:iCs/>
-        </w:rPr>
-        <w:t>"</w:t>
+        <w:t>  from_port         = 22</w:t>
+      </w:r>
+    </w:p>
+    <w:p>
+      <w:pPr>
+        <w:spacing w:after="0"/>
+        <w:rPr>
+          <w:i/>
+          <w:iCs/>
+        </w:rPr>
+      </w:pPr>
+      <w:r>
+        <w:rPr>
+          <w:i/>
+          <w:iCs/>
+        </w:rPr>
+        <w:t>  to_port           = 22</w:t>
+      </w:r>
+    </w:p>
+    <w:p>
+      <w:pPr>
+        <w:spacing w:after="0"/>
+        <w:rPr>
+          <w:i/>
+          <w:iCs/>
+        </w:rPr>
+      </w:pPr>
+      <w:r>
+        <w:rPr>
+          <w:i/>
+          <w:iCs/>
+        </w:rPr>
+        <w:t>  ip_protocol       = "tcp"</w:t>
       </w:r>
     </w:p>
     <w:p>
@@ -939,25 +610,7 @@
           <w:i/>
           <w:iCs/>
         </w:rPr>
-        <w:t>    Name = "lab9-http-rule-${</w:t>
-      </w:r>
-      <w:proofErr w:type="spellStart"/>
-      <w:proofErr w:type="gramStart"/>
-      <w:r>
-        <w:rPr>
-          <w:i/>
-          <w:iCs/>
-        </w:rPr>
-        <w:t>var.project</w:t>
-      </w:r>
-      <w:proofErr w:type="spellEnd"/>
-      <w:proofErr w:type="gramEnd"/>
-      <w:r>
-        <w:rPr>
-          <w:i/>
-          <w:iCs/>
-        </w:rPr>
-        <w:t>}"</w:t>
+        <w:t>    Name = "lab9-http-rule-${var.project}"</w:t>
       </w:r>
     </w:p>
     <w:p>
@@ -1030,71 +683,23 @@
           <w:i/>
           <w:iCs/>
         </w:rPr>
-        <w:t>resource "</w:t>
-      </w:r>
-      <w:proofErr w:type="spellStart"/>
-      <w:r>
-        <w:rPr>
-          <w:i/>
-          <w:iCs/>
-        </w:rPr>
-        <w:t>aws_vpc_security_group_egress_rule</w:t>
-      </w:r>
-      <w:proofErr w:type="spellEnd"/>
-      <w:r>
-        <w:rPr>
-          <w:i/>
-          <w:iCs/>
-        </w:rPr>
-        <w:t>" "</w:t>
-      </w:r>
-      <w:proofErr w:type="spellStart"/>
-      <w:r>
-        <w:rPr>
-          <w:i/>
-          <w:iCs/>
-        </w:rPr>
-        <w:t>all_outbound</w:t>
-      </w:r>
-      <w:proofErr w:type="spellEnd"/>
-      <w:r>
-        <w:rPr>
-          <w:i/>
-          <w:iCs/>
-        </w:rPr>
-        <w:t>" {</w:t>
-      </w:r>
-    </w:p>
-    <w:p>
-      <w:pPr>
-        <w:spacing w:after="0"/>
-        <w:rPr>
-          <w:i/>
-          <w:iCs/>
-        </w:rPr>
-      </w:pPr>
-      <w:r>
-        <w:rPr>
-          <w:i/>
-          <w:iCs/>
-        </w:rPr>
-        <w:t xml:space="preserve">  </w:t>
-      </w:r>
-      <w:proofErr w:type="spellStart"/>
-      <w:r>
-        <w:rPr>
-          <w:i/>
-          <w:iCs/>
-        </w:rPr>
-        <w:t>security_group_id</w:t>
-      </w:r>
-      <w:proofErr w:type="spellEnd"/>
-      <w:r>
-        <w:rPr>
-          <w:i/>
-          <w:iCs/>
-        </w:rPr>
-        <w:t xml:space="preserve"> = aws_security_group.web_sg.id</w:t>
+        <w:t>resource "aws_vpc_security_group_egress_rule" "all_outbound" {</w:t>
+      </w:r>
+    </w:p>
+    <w:p>
+      <w:pPr>
+        <w:spacing w:after="0"/>
+        <w:rPr>
+          <w:i/>
+          <w:iCs/>
+        </w:rPr>
+      </w:pPr>
+      <w:r>
+        <w:rPr>
+          <w:i/>
+          <w:iCs/>
+        </w:rPr>
+        <w:t>  security_group_id = aws_security_group.web_sg.id</w:t>
       </w:r>
     </w:p>
     <w:p>
@@ -1126,23 +731,7 @@
           <w:i/>
           <w:iCs/>
         </w:rPr>
-        <w:t xml:space="preserve">  </w:t>
-      </w:r>
-      <w:proofErr w:type="spellStart"/>
-      <w:r>
-        <w:rPr>
-          <w:i/>
-          <w:iCs/>
-        </w:rPr>
-        <w:t>ip_protocol</w:t>
-      </w:r>
-      <w:proofErr w:type="spellEnd"/>
-      <w:r>
-        <w:rPr>
-          <w:i/>
-          <w:iCs/>
-        </w:rPr>
-        <w:t xml:space="preserve">       = "-1"</w:t>
+        <w:t>  ip_protocol       = "-1"</w:t>
       </w:r>
     </w:p>
     <w:p>
@@ -1199,25 +788,7 @@
           <w:i/>
           <w:iCs/>
         </w:rPr>
-        <w:t>    Name = "lab9-egress-rule-${</w:t>
-      </w:r>
-      <w:proofErr w:type="spellStart"/>
-      <w:proofErr w:type="gramStart"/>
-      <w:r>
-        <w:rPr>
-          <w:i/>
-          <w:iCs/>
-        </w:rPr>
-        <w:t>var.project</w:t>
-      </w:r>
-      <w:proofErr w:type="spellEnd"/>
-      <w:proofErr w:type="gramEnd"/>
-      <w:r>
-        <w:rPr>
-          <w:i/>
-          <w:iCs/>
-        </w:rPr>
-        <w:t>}"</w:t>
+        <w:t>    Name = "lab9-egress-rule-${var.project}"</w:t>
       </w:r>
     </w:p>
     <w:p>
@@ -1298,33 +869,8 @@
           <w:i/>
           <w:iCs/>
         </w:rPr>
-        <w:t>variable "</w:t>
-      </w:r>
-      <w:proofErr w:type="spellStart"/>
-      <w:r>
-        <w:rPr>
-          <w:i/>
-          <w:iCs/>
-        </w:rPr>
-        <w:t>vpc_</w:t>
-      </w:r>
-      <w:proofErr w:type="gramStart"/>
-      <w:r>
-        <w:rPr>
-          <w:i/>
-          <w:iCs/>
-        </w:rPr>
-        <w:t>id</w:t>
-      </w:r>
-      <w:proofErr w:type="spellEnd"/>
-      <w:r>
-        <w:rPr>
-          <w:i/>
-          <w:iCs/>
-        </w:rPr>
-        <w:t>" {</w:t>
-      </w:r>
-      <w:proofErr w:type="gramEnd"/>
+        <w:t>variable "vpc_id" {</w:t>
+      </w:r>
     </w:p>
     <w:p>
       <w:pPr>
@@ -1425,23 +971,7 @@
           <w:i/>
           <w:iCs/>
         </w:rPr>
-        <w:t xml:space="preserve">  description = "Project name - use </w:t>
-      </w:r>
-      <w:proofErr w:type="spellStart"/>
-      <w:r>
-        <w:rPr>
-          <w:i/>
-          <w:iCs/>
-        </w:rPr>
-        <w:t>UserX</w:t>
-      </w:r>
-      <w:proofErr w:type="spellEnd"/>
-      <w:r>
-        <w:rPr>
-          <w:i/>
-          <w:iCs/>
-        </w:rPr>
-        <w:t xml:space="preserve"> format where X is your student number"</w:t>
+        <w:t xml:space="preserve">  description = "Project name - use UserX format where X is your student number"</w:t>
       </w:r>
     </w:p>
     <w:p>
@@ -1498,33 +1028,8 @@
           <w:i/>
           <w:iCs/>
         </w:rPr>
-        <w:t>output "</w:t>
-      </w:r>
-      <w:proofErr w:type="spellStart"/>
-      <w:r>
-        <w:rPr>
-          <w:i/>
-          <w:iCs/>
-        </w:rPr>
-        <w:t>web_sg_</w:t>
-      </w:r>
-      <w:proofErr w:type="gramStart"/>
-      <w:r>
-        <w:rPr>
-          <w:i/>
-          <w:iCs/>
-        </w:rPr>
-        <w:t>id</w:t>
-      </w:r>
-      <w:proofErr w:type="spellEnd"/>
-      <w:r>
-        <w:rPr>
-          <w:i/>
-          <w:iCs/>
-        </w:rPr>
-        <w:t>" {</w:t>
-      </w:r>
-      <w:proofErr w:type="gramEnd"/>
+        <w:t>output "web_sg_id" {</w:t>
+      </w:r>
     </w:p>
     <w:p>
       <w:pPr>
@@ -1692,33 +1197,8 @@
           <w:i/>
           <w:iCs/>
         </w:rPr>
-        <w:t>variable "</w:t>
-      </w:r>
-      <w:proofErr w:type="spellStart"/>
-      <w:r>
-        <w:rPr>
-          <w:i/>
-          <w:iCs/>
-        </w:rPr>
-        <w:t>web_</w:t>
-      </w:r>
-      <w:proofErr w:type="gramStart"/>
-      <w:r>
-        <w:rPr>
-          <w:i/>
-          <w:iCs/>
-        </w:rPr>
-        <w:t>sg</w:t>
-      </w:r>
-      <w:proofErr w:type="spellEnd"/>
-      <w:r>
-        <w:rPr>
-          <w:i/>
-          <w:iCs/>
-        </w:rPr>
-        <w:t>" {</w:t>
-      </w:r>
-      <w:proofErr w:type="gramEnd"/>
+        <w:t>variable "web_sg" {</w:t>
+      </w:r>
     </w:p>
     <w:p>
       <w:pPr>
@@ -1815,15 +1295,7 @@
         </w:numPr>
       </w:pPr>
       <w:r>
-        <w:t xml:space="preserve"> Push the changes to the module </w:t>
-      </w:r>
-      <w:proofErr w:type="spellStart"/>
-      <w:r>
-        <w:t>github</w:t>
-      </w:r>
-      <w:proofErr w:type="spellEnd"/>
-      <w:r>
-        <w:t xml:space="preserve"> repo</w:t>
+        <w:t xml:space="preserve"> Push the changes to the module github repo</w:t>
       </w:r>
     </w:p>
     <w:p>
@@ -1925,9 +1397,45 @@
           <w:szCs w:val="21"/>
           <w14:ligatures w14:val="none"/>
         </w:rPr>
-        <w:t>"Web_</w:t>
-      </w:r>
-      <w:proofErr w:type="gramStart"/>
+        <w:t>"Web_SG01"</w:t>
+      </w:r>
+      <w:r>
+        <w:rPr>
+          <w:rFonts w:ascii="Consolas" w:eastAsia="Times New Roman" w:hAnsi="Consolas" w:cs="Times New Roman"/>
+          <w:color w:val="D4D4D4"/>
+          <w:kern w:val="0"/>
+          <w:sz w:val="21"/>
+          <w:szCs w:val="21"/>
+          <w14:ligatures w14:val="none"/>
+        </w:rPr>
+        <w:t xml:space="preserve"> {</w:t>
+      </w:r>
+    </w:p>
+    <w:p>
+      <w:pPr>
+        <w:shd w:val="clear" w:color="auto" w:fill="1E1E1E"/>
+        <w:spacing w:after="0" w:line="285" w:lineRule="atLeast"/>
+        <w:ind w:left="360"/>
+        <w:rPr>
+          <w:rFonts w:ascii="Consolas" w:eastAsia="Times New Roman" w:hAnsi="Consolas" w:cs="Times New Roman"/>
+          <w:color w:val="D4D4D4"/>
+          <w:kern w:val="0"/>
+          <w:sz w:val="21"/>
+          <w:szCs w:val="21"/>
+          <w14:ligatures w14:val="none"/>
+        </w:rPr>
+      </w:pPr>
+      <w:r>
+        <w:rPr>
+          <w:rFonts w:ascii="Consolas" w:eastAsia="Times New Roman" w:hAnsi="Consolas" w:cs="Times New Roman"/>
+          <w:color w:val="D4D4D4"/>
+          <w:kern w:val="0"/>
+          <w:sz w:val="21"/>
+          <w:szCs w:val="21"/>
+          <w14:ligatures w14:val="none"/>
+        </w:rPr>
+        <w:t xml:space="preserve">  source = </w:t>
+      </w:r>
       <w:r>
         <w:rPr>
           <w:rFonts w:ascii="Consolas" w:eastAsia="Times New Roman" w:hAnsi="Consolas" w:cs="Times New Roman"/>
@@ -1937,9 +1445,14 @@
           <w:szCs w:val="21"/>
           <w14:ligatures w14:val="none"/>
         </w:rPr>
-        <w:t>SG01"</w:t>
-      </w:r>
-      <w:r>
+        <w:t>"git::https://github.com/Vishwanathms/tf-aws-modules-jan26.git//security-groups?ref=main"</w:t>
+      </w:r>
+    </w:p>
+    <w:p>
+      <w:pPr>
+        <w:shd w:val="clear" w:color="auto" w:fill="1E1E1E"/>
+        <w:spacing w:after="0" w:line="285" w:lineRule="atLeast"/>
+        <w:ind w:left="360"/>
         <w:rPr>
           <w:rFonts w:ascii="Consolas" w:eastAsia="Times New Roman" w:hAnsi="Consolas" w:cs="Times New Roman"/>
           <w:color w:val="D4D4D4"/>
@@ -1948,15 +1461,8 @@
           <w:szCs w:val="21"/>
           <w14:ligatures w14:val="none"/>
         </w:rPr>
-        <w:t xml:space="preserve"> {</w:t>
-      </w:r>
-      <w:proofErr w:type="gramEnd"/>
-    </w:p>
-    <w:p>
-      <w:pPr>
-        <w:shd w:val="clear" w:color="auto" w:fill="1E1E1E"/>
-        <w:spacing w:after="0" w:line="285" w:lineRule="atLeast"/>
-        <w:ind w:left="360"/>
+      </w:pPr>
+      <w:r>
         <w:rPr>
           <w:rFonts w:ascii="Consolas" w:eastAsia="Times New Roman" w:hAnsi="Consolas" w:cs="Times New Roman"/>
           <w:color w:val="D4D4D4"/>
@@ -1965,8 +1471,25 @@
           <w:szCs w:val="21"/>
           <w14:ligatures w14:val="none"/>
         </w:rPr>
-      </w:pPr>
-      <w:r>
+        <w:t xml:space="preserve">  project = </w:t>
+      </w:r>
+      <w:r>
+        <w:rPr>
+          <w:rFonts w:ascii="Consolas" w:eastAsia="Times New Roman" w:hAnsi="Consolas" w:cs="Times New Roman"/>
+          <w:color w:val="CE9178"/>
+          <w:kern w:val="0"/>
+          <w:sz w:val="21"/>
+          <w:szCs w:val="21"/>
+          <w14:ligatures w14:val="none"/>
+        </w:rPr>
+        <w:t>"vishwa"</w:t>
+      </w:r>
+    </w:p>
+    <w:p>
+      <w:pPr>
+        <w:shd w:val="clear" w:color="auto" w:fill="1E1E1E"/>
+        <w:spacing w:after="0" w:line="285" w:lineRule="atLeast"/>
+        <w:ind w:left="360"/>
         <w:rPr>
           <w:rFonts w:ascii="Consolas" w:eastAsia="Times New Roman" w:hAnsi="Consolas" w:cs="Times New Roman"/>
           <w:color w:val="D4D4D4"/>
@@ -1975,7 +1498,84 @@
           <w:szCs w:val="21"/>
           <w14:ligatures w14:val="none"/>
         </w:rPr>
-        <w:t xml:space="preserve">  source = </w:t>
+      </w:pPr>
+      <w:r>
+        <w:rPr>
+          <w:rFonts w:ascii="Consolas" w:eastAsia="Times New Roman" w:hAnsi="Consolas" w:cs="Times New Roman"/>
+          <w:color w:val="D4D4D4"/>
+          <w:kern w:val="0"/>
+          <w:sz w:val="21"/>
+          <w:szCs w:val="21"/>
+          <w14:ligatures w14:val="none"/>
+        </w:rPr>
+        <w:t>  vpc_id = data.aws_vpc.default.id</w:t>
+      </w:r>
+    </w:p>
+    <w:p>
+      <w:pPr>
+        <w:shd w:val="clear" w:color="auto" w:fill="1E1E1E"/>
+        <w:spacing w:after="0" w:line="285" w:lineRule="atLeast"/>
+        <w:ind w:left="360"/>
+        <w:rPr>
+          <w:rFonts w:ascii="Consolas" w:eastAsia="Times New Roman" w:hAnsi="Consolas" w:cs="Times New Roman"/>
+          <w:color w:val="D4D4D4"/>
+          <w:kern w:val="0"/>
+          <w:sz w:val="21"/>
+          <w:szCs w:val="21"/>
+          <w14:ligatures w14:val="none"/>
+        </w:rPr>
+      </w:pPr>
+      <w:r>
+        <w:rPr>
+          <w:rFonts w:ascii="Consolas" w:eastAsia="Times New Roman" w:hAnsi="Consolas" w:cs="Times New Roman"/>
+          <w:color w:val="D4D4D4"/>
+          <w:kern w:val="0"/>
+          <w:sz w:val="21"/>
+          <w:szCs w:val="21"/>
+          <w14:ligatures w14:val="none"/>
+        </w:rPr>
+        <w:t>}</w:t>
+      </w:r>
+    </w:p>
+    <w:p>
+      <w:pPr>
+        <w:shd w:val="clear" w:color="auto" w:fill="1E1E1E"/>
+        <w:spacing w:after="0" w:line="285" w:lineRule="atLeast"/>
+        <w:ind w:left="360"/>
+        <w:rPr>
+          <w:rFonts w:ascii="Consolas" w:eastAsia="Times New Roman" w:hAnsi="Consolas" w:cs="Times New Roman"/>
+          <w:color w:val="D4D4D4"/>
+          <w:kern w:val="0"/>
+          <w:sz w:val="21"/>
+          <w:szCs w:val="21"/>
+          <w14:ligatures w14:val="none"/>
+        </w:rPr>
+      </w:pPr>
+    </w:p>
+    <w:p>
+      <w:pPr>
+        <w:shd w:val="clear" w:color="auto" w:fill="1E1E1E"/>
+        <w:spacing w:after="0" w:line="285" w:lineRule="atLeast"/>
+        <w:ind w:left="360"/>
+        <w:rPr>
+          <w:rFonts w:ascii="Consolas" w:eastAsia="Times New Roman" w:hAnsi="Consolas" w:cs="Times New Roman"/>
+          <w:color w:val="D4D4D4"/>
+          <w:kern w:val="0"/>
+          <w:sz w:val="21"/>
+          <w:szCs w:val="21"/>
+          <w14:ligatures w14:val="none"/>
+        </w:rPr>
+      </w:pPr>
+      <w:r>
+        <w:rPr>
+          <w:rFonts w:ascii="Consolas" w:eastAsia="Times New Roman" w:hAnsi="Consolas" w:cs="Times New Roman"/>
+          <w:color w:val="D4D4D4"/>
+          <w:kern w:val="0"/>
+          <w:sz w:val="21"/>
+          <w:szCs w:val="21"/>
+          <w14:ligatures w14:val="none"/>
+        </w:rPr>
+        <w:t xml:space="preserve">data </w:t>
       </w:r>
       <w:r>
         <w:rPr>
@@ -1986,9 +1586,19 @@
           <w:szCs w:val="21"/>
           <w14:ligatures w14:val="none"/>
         </w:rPr>
-        <w:t>"</w:t>
-      </w:r>
-      <w:proofErr w:type="gramStart"/>
+        <w:t>"aws_vpc"</w:t>
+      </w:r>
+      <w:r>
+        <w:rPr>
+          <w:rFonts w:ascii="Consolas" w:eastAsia="Times New Roman" w:hAnsi="Consolas" w:cs="Times New Roman"/>
+          <w:color w:val="D4D4D4"/>
+          <w:kern w:val="0"/>
+          <w:sz w:val="21"/>
+          <w:szCs w:val="21"/>
+          <w14:ligatures w14:val="none"/>
+        </w:rPr>
+        <w:t xml:space="preserve"> </w:t>
+      </w:r>
       <w:r>
         <w:rPr>
           <w:rFonts w:ascii="Consolas" w:eastAsia="Times New Roman" w:hAnsi="Consolas" w:cs="Times New Roman"/>
@@ -1998,26 +1608,9 @@
           <w:szCs w:val="21"/>
           <w14:ligatures w14:val="none"/>
         </w:rPr>
-        <w:t>git::</w:t>
-      </w:r>
-      <w:proofErr w:type="gramEnd"/>
-      <w:r>
-        <w:rPr>
-          <w:rFonts w:ascii="Consolas" w:eastAsia="Times New Roman" w:hAnsi="Consolas" w:cs="Times New Roman"/>
-          <w:color w:val="CE9178"/>
-          <w:kern w:val="0"/>
-          <w:sz w:val="21"/>
-          <w:szCs w:val="21"/>
-          <w14:ligatures w14:val="none"/>
-        </w:rPr>
-        <w:t>https://github.com/Vishwanathms/tf-aws-modules-jan26.git//security-groups?ref=main"</w:t>
-      </w:r>
-    </w:p>
-    <w:p>
-      <w:pPr>
-        <w:shd w:val="clear" w:color="auto" w:fill="1E1E1E"/>
-        <w:spacing w:after="0" w:line="285" w:lineRule="atLeast"/>
-        <w:ind w:left="360"/>
+        <w:t>"default"</w:t>
+      </w:r>
+      <w:r>
         <w:rPr>
           <w:rFonts w:ascii="Consolas" w:eastAsia="Times New Roman" w:hAnsi="Consolas" w:cs="Times New Roman"/>
           <w:color w:val="D4D4D4"/>
@@ -2026,251 +1619,8 @@
           <w:szCs w:val="21"/>
           <w14:ligatures w14:val="none"/>
         </w:rPr>
-      </w:pPr>
-      <w:r>
-        <w:rPr>
-          <w:rFonts w:ascii="Consolas" w:eastAsia="Times New Roman" w:hAnsi="Consolas" w:cs="Times New Roman"/>
-          <w:color w:val="D4D4D4"/>
-          <w:kern w:val="0"/>
-          <w:sz w:val="21"/>
-          <w:szCs w:val="21"/>
-          <w14:ligatures w14:val="none"/>
-        </w:rPr>
-        <w:t xml:space="preserve">  project = </w:t>
-      </w:r>
-      <w:r>
-        <w:rPr>
-          <w:rFonts w:ascii="Consolas" w:eastAsia="Times New Roman" w:hAnsi="Consolas" w:cs="Times New Roman"/>
-          <w:color w:val="CE9178"/>
-          <w:kern w:val="0"/>
-          <w:sz w:val="21"/>
-          <w:szCs w:val="21"/>
-          <w14:ligatures w14:val="none"/>
-        </w:rPr>
-        <w:t>"</w:t>
-      </w:r>
-      <w:proofErr w:type="spellStart"/>
-      <w:r>
-        <w:rPr>
-          <w:rFonts w:ascii="Consolas" w:eastAsia="Times New Roman" w:hAnsi="Consolas" w:cs="Times New Roman"/>
-          <w:color w:val="CE9178"/>
-          <w:kern w:val="0"/>
-          <w:sz w:val="21"/>
-          <w:szCs w:val="21"/>
-          <w14:ligatures w14:val="none"/>
-        </w:rPr>
-        <w:t>vishwa</w:t>
-      </w:r>
-      <w:proofErr w:type="spellEnd"/>
-      <w:r>
-        <w:rPr>
-          <w:rFonts w:ascii="Consolas" w:eastAsia="Times New Roman" w:hAnsi="Consolas" w:cs="Times New Roman"/>
-          <w:color w:val="CE9178"/>
-          <w:kern w:val="0"/>
-          <w:sz w:val="21"/>
-          <w:szCs w:val="21"/>
-          <w14:ligatures w14:val="none"/>
-        </w:rPr>
-        <w:t>"</w:t>
-      </w:r>
-    </w:p>
-    <w:p>
-      <w:pPr>
-        <w:shd w:val="clear" w:color="auto" w:fill="1E1E1E"/>
-        <w:spacing w:after="0" w:line="285" w:lineRule="atLeast"/>
-        <w:ind w:left="360"/>
-        <w:rPr>
-          <w:rFonts w:ascii="Consolas" w:eastAsia="Times New Roman" w:hAnsi="Consolas" w:cs="Times New Roman"/>
-          <w:color w:val="D4D4D4"/>
-          <w:kern w:val="0"/>
-          <w:sz w:val="21"/>
-          <w:szCs w:val="21"/>
-          <w14:ligatures w14:val="none"/>
-        </w:rPr>
-      </w:pPr>
-      <w:r>
-        <w:rPr>
-          <w:rFonts w:ascii="Consolas" w:eastAsia="Times New Roman" w:hAnsi="Consolas" w:cs="Times New Roman"/>
-          <w:color w:val="D4D4D4"/>
-          <w:kern w:val="0"/>
-          <w:sz w:val="21"/>
-          <w:szCs w:val="21"/>
-          <w14:ligatures w14:val="none"/>
-        </w:rPr>
-        <w:t xml:space="preserve">  </w:t>
-      </w:r>
-      <w:proofErr w:type="spellStart"/>
-      <w:r>
-        <w:rPr>
-          <w:rFonts w:ascii="Consolas" w:eastAsia="Times New Roman" w:hAnsi="Consolas" w:cs="Times New Roman"/>
-          <w:color w:val="D4D4D4"/>
-          <w:kern w:val="0"/>
-          <w:sz w:val="21"/>
-          <w:szCs w:val="21"/>
-          <w14:ligatures w14:val="none"/>
-        </w:rPr>
-        <w:t>vpc_id</w:t>
-      </w:r>
-      <w:proofErr w:type="spellEnd"/>
-      <w:r>
-        <w:rPr>
-          <w:rFonts w:ascii="Consolas" w:eastAsia="Times New Roman" w:hAnsi="Consolas" w:cs="Times New Roman"/>
-          <w:color w:val="D4D4D4"/>
-          <w:kern w:val="0"/>
-          <w:sz w:val="21"/>
-          <w:szCs w:val="21"/>
-          <w14:ligatures w14:val="none"/>
-        </w:rPr>
-        <w:t xml:space="preserve"> = data.aws_vpc.default.id</w:t>
-      </w:r>
-    </w:p>
-    <w:p>
-      <w:pPr>
-        <w:shd w:val="clear" w:color="auto" w:fill="1E1E1E"/>
-        <w:spacing w:after="0" w:line="285" w:lineRule="atLeast"/>
-        <w:ind w:left="360"/>
-        <w:rPr>
-          <w:rFonts w:ascii="Consolas" w:eastAsia="Times New Roman" w:hAnsi="Consolas" w:cs="Times New Roman"/>
-          <w:color w:val="D4D4D4"/>
-          <w:kern w:val="0"/>
-          <w:sz w:val="21"/>
-          <w:szCs w:val="21"/>
-          <w14:ligatures w14:val="none"/>
-        </w:rPr>
-      </w:pPr>
-      <w:r>
-        <w:rPr>
-          <w:rFonts w:ascii="Consolas" w:eastAsia="Times New Roman" w:hAnsi="Consolas" w:cs="Times New Roman"/>
-          <w:color w:val="D4D4D4"/>
-          <w:kern w:val="0"/>
-          <w:sz w:val="21"/>
-          <w:szCs w:val="21"/>
-          <w14:ligatures w14:val="none"/>
-        </w:rPr>
-        <w:t>}</w:t>
-      </w:r>
-    </w:p>
-    <w:p>
-      <w:pPr>
-        <w:shd w:val="clear" w:color="auto" w:fill="1E1E1E"/>
-        <w:spacing w:after="0" w:line="285" w:lineRule="atLeast"/>
-        <w:ind w:left="360"/>
-        <w:rPr>
-          <w:rFonts w:ascii="Consolas" w:eastAsia="Times New Roman" w:hAnsi="Consolas" w:cs="Times New Roman"/>
-          <w:color w:val="D4D4D4"/>
-          <w:kern w:val="0"/>
-          <w:sz w:val="21"/>
-          <w:szCs w:val="21"/>
-          <w14:ligatures w14:val="none"/>
-        </w:rPr>
-      </w:pPr>
-    </w:p>
-    <w:p>
-      <w:pPr>
-        <w:shd w:val="clear" w:color="auto" w:fill="1E1E1E"/>
-        <w:spacing w:after="0" w:line="285" w:lineRule="atLeast"/>
-        <w:ind w:left="360"/>
-        <w:rPr>
-          <w:rFonts w:ascii="Consolas" w:eastAsia="Times New Roman" w:hAnsi="Consolas" w:cs="Times New Roman"/>
-          <w:color w:val="D4D4D4"/>
-          <w:kern w:val="0"/>
-          <w:sz w:val="21"/>
-          <w:szCs w:val="21"/>
-          <w14:ligatures w14:val="none"/>
-        </w:rPr>
-      </w:pPr>
-      <w:r>
-        <w:rPr>
-          <w:rFonts w:ascii="Consolas" w:eastAsia="Times New Roman" w:hAnsi="Consolas" w:cs="Times New Roman"/>
-          <w:color w:val="D4D4D4"/>
-          <w:kern w:val="0"/>
-          <w:sz w:val="21"/>
-          <w:szCs w:val="21"/>
-          <w14:ligatures w14:val="none"/>
-        </w:rPr>
-        <w:t xml:space="preserve">data </w:t>
-      </w:r>
-      <w:r>
-        <w:rPr>
-          <w:rFonts w:ascii="Consolas" w:eastAsia="Times New Roman" w:hAnsi="Consolas" w:cs="Times New Roman"/>
-          <w:color w:val="CE9178"/>
-          <w:kern w:val="0"/>
-          <w:sz w:val="21"/>
-          <w:szCs w:val="21"/>
-          <w14:ligatures w14:val="none"/>
-        </w:rPr>
-        <w:t>"</w:t>
-      </w:r>
-      <w:proofErr w:type="spellStart"/>
-      <w:r>
-        <w:rPr>
-          <w:rFonts w:ascii="Consolas" w:eastAsia="Times New Roman" w:hAnsi="Consolas" w:cs="Times New Roman"/>
-          <w:color w:val="CE9178"/>
-          <w:kern w:val="0"/>
-          <w:sz w:val="21"/>
-          <w:szCs w:val="21"/>
-          <w14:ligatures w14:val="none"/>
-        </w:rPr>
-        <w:t>aws_vpc</w:t>
-      </w:r>
-      <w:proofErr w:type="spellEnd"/>
-      <w:r>
-        <w:rPr>
-          <w:rFonts w:ascii="Consolas" w:eastAsia="Times New Roman" w:hAnsi="Consolas" w:cs="Times New Roman"/>
-          <w:color w:val="CE9178"/>
-          <w:kern w:val="0"/>
-          <w:sz w:val="21"/>
-          <w:szCs w:val="21"/>
-          <w14:ligatures w14:val="none"/>
-        </w:rPr>
-        <w:t>"</w:t>
-      </w:r>
-      <w:r>
-        <w:rPr>
-          <w:rFonts w:ascii="Consolas" w:eastAsia="Times New Roman" w:hAnsi="Consolas" w:cs="Times New Roman"/>
-          <w:color w:val="D4D4D4"/>
-          <w:kern w:val="0"/>
-          <w:sz w:val="21"/>
-          <w:szCs w:val="21"/>
-          <w14:ligatures w14:val="none"/>
-        </w:rPr>
-        <w:t xml:space="preserve"> </w:t>
-      </w:r>
-      <w:r>
-        <w:rPr>
-          <w:rFonts w:ascii="Consolas" w:eastAsia="Times New Roman" w:hAnsi="Consolas" w:cs="Times New Roman"/>
-          <w:color w:val="CE9178"/>
-          <w:kern w:val="0"/>
-          <w:sz w:val="21"/>
-          <w:szCs w:val="21"/>
-          <w14:ligatures w14:val="none"/>
-        </w:rPr>
-        <w:t>"</w:t>
-      </w:r>
-      <w:proofErr w:type="gramStart"/>
-      <w:r>
-        <w:rPr>
-          <w:rFonts w:ascii="Consolas" w:eastAsia="Times New Roman" w:hAnsi="Consolas" w:cs="Times New Roman"/>
-          <w:color w:val="CE9178"/>
-          <w:kern w:val="0"/>
-          <w:sz w:val="21"/>
-          <w:szCs w:val="21"/>
-          <w14:ligatures w14:val="none"/>
-        </w:rPr>
-        <w:t>default"</w:t>
-      </w:r>
-      <w:r>
-        <w:rPr>
-          <w:rFonts w:ascii="Consolas" w:eastAsia="Times New Roman" w:hAnsi="Consolas" w:cs="Times New Roman"/>
-          <w:color w:val="D4D4D4"/>
-          <w:kern w:val="0"/>
-          <w:sz w:val="21"/>
-          <w:szCs w:val="21"/>
-          <w14:ligatures w14:val="none"/>
-        </w:rPr>
         <w:t xml:space="preserve"> {</w:t>
       </w:r>
-      <w:proofErr w:type="gramEnd"/>
     </w:p>
     <w:p>
       <w:pPr>
@@ -2388,28 +1738,64 @@
         </w:numPr>
       </w:pPr>
       <w:r>
-        <w:t xml:space="preserve">Run terraform </w:t>
-      </w:r>
-      <w:proofErr w:type="spellStart"/>
-      <w:r>
-        <w:t>init</w:t>
-      </w:r>
-      <w:proofErr w:type="spellEnd"/>
-      <w:r>
-        <w:t xml:space="preserve"> and plan</w:t>
-      </w:r>
-    </w:p>
-    <w:p>
-      <w:r>
-        <w:t xml:space="preserve">We will get the </w:t>
-      </w:r>
-      <w:proofErr w:type="gramStart"/>
-      <w:r>
-        <w:t>below error</w:t>
-      </w:r>
-      <w:proofErr w:type="gramEnd"/>
-      <w:r>
-        <w:t xml:space="preserve"> </w:t>
+        <w:t xml:space="preserve">Update the “vms_app1” module with “web_sg” variable </w:t>
+      </w:r>
+    </w:p>
+    <w:p>
+      <w:r>
+        <w:lastRenderedPageBreak/>
+        <w:drawing>
+          <wp:inline distT="0" distB="0" distL="0" distR="0" wp14:anchorId="70A6E350" wp14:editId="2A913307">
+            <wp:extent cx="5943600" cy="2738120"/>
+            <wp:effectExtent l="0" t="0" r="0" b="5080"/>
+            <wp:docPr id="1220482528" name="Picture 1"/>
+            <wp:cNvGraphicFramePr>
+              <a:graphicFrameLocks xmlns:a="http://schemas.openxmlformats.org/drawingml/2006/main" noChangeAspect="1"/>
+            </wp:cNvGraphicFramePr>
+            <a:graphic xmlns:a="http://schemas.openxmlformats.org/drawingml/2006/main">
+              <a:graphicData uri="http://schemas.openxmlformats.org/drawingml/2006/picture">
+                <pic:pic xmlns:pic="http://schemas.openxmlformats.org/drawingml/2006/picture">
+                  <pic:nvPicPr>
+                    <pic:cNvPr id="1220482528" name=""/>
+                    <pic:cNvPicPr/>
+                  </pic:nvPicPr>
+                  <pic:blipFill>
+                    <a:blip r:embed="rId9"/>
+                    <a:stretch>
+                      <a:fillRect/>
+                    </a:stretch>
+                  </pic:blipFill>
+                  <pic:spPr>
+                    <a:xfrm>
+                      <a:off x="0" y="0"/>
+                      <a:ext cx="5943600" cy="2738120"/>
+                    </a:xfrm>
+                    <a:prstGeom prst="rect">
+                      <a:avLst/>
+                    </a:prstGeom>
+                  </pic:spPr>
+                </pic:pic>
+              </a:graphicData>
+            </a:graphic>
+          </wp:inline>
+        </w:drawing>
+      </w:r>
+    </w:p>
+    <w:p>
+      <w:pPr>
+        <w:pStyle w:val="ListParagraph"/>
+        <w:numPr>
+          <w:ilvl w:val="0"/>
+          <w:numId w:val="1"/>
+        </w:numPr>
+      </w:pPr>
+      <w:r>
+        <w:t>Run terraform init and plan</w:t>
+      </w:r>
+    </w:p>
+    <w:p>
+      <w:r>
+        <w:t xml:space="preserve">We will get the below error </w:t>
       </w:r>
     </w:p>
     <w:p>
@@ -2417,7 +1803,6 @@
         <w:rPr>
           <w:noProof/>
         </w:rPr>
-        <w:lastRenderedPageBreak/>
         <w:drawing>
           <wp:inline distT="0" distB="0" distL="0" distR="0" wp14:anchorId="1A0F3A19" wp14:editId="6BB9C4A6">
             <wp:extent cx="5943600" cy="1555750"/>
@@ -2434,7 +1819,7 @@
                     <pic:cNvPicPr/>
                   </pic:nvPicPr>
                   <pic:blipFill>
-                    <a:blip r:embed="rId9"/>
+                    <a:blip r:embed="rId10"/>
                     <a:stretch>
                       <a:fillRect/>
                     </a:stretch>
@@ -2457,15 +1842,7 @@
     </w:p>
     <w:p>
       <w:r>
-        <w:t xml:space="preserve">This is bcz the cached module folder in </w:t>
-      </w:r>
-      <w:proofErr w:type="gramStart"/>
-      <w:r>
-        <w:t>the .terraform</w:t>
-      </w:r>
-      <w:proofErr w:type="gramEnd"/>
-      <w:r>
-        <w:t xml:space="preserve"> in the c</w:t>
+        <w:t>This is bcz the cached module folder in the .terraform in the c</w:t>
       </w:r>
       <w:r>
         <w:t>a</w:t>
@@ -2498,7 +1875,7 @@
                     <pic:cNvPicPr/>
                   </pic:nvPicPr>
                   <pic:blipFill>
-                    <a:blip r:embed="rId10"/>
+                    <a:blip r:embed="rId11"/>
                     <a:stretch>
                       <a:fillRect/>
                     </a:stretch>
@@ -2526,17 +1903,7 @@
     </w:p>
     <w:p>
       <w:r>
-        <w:t xml:space="preserve">Terraform </w:t>
-      </w:r>
-      <w:proofErr w:type="spellStart"/>
-      <w:proofErr w:type="gramStart"/>
-      <w:r>
-        <w:t>init</w:t>
-      </w:r>
-      <w:proofErr w:type="spellEnd"/>
-      <w:proofErr w:type="gramEnd"/>
-      <w:r>
-        <w:t xml:space="preserve"> </w:t>
+        <w:t xml:space="preserve">Terraform init </w:t>
       </w:r>
     </w:p>
     <w:p>
@@ -2544,6 +1911,7 @@
         <w:rPr>
           <w:noProof/>
         </w:rPr>
+        <w:lastRenderedPageBreak/>
         <w:drawing>
           <wp:inline distT="0" distB="0" distL="0" distR="0" wp14:anchorId="42C8445E" wp14:editId="109C3813">
             <wp:extent cx="5943600" cy="2447290"/>
@@ -2560,7 +1928,7 @@
                     <pic:cNvPicPr/>
                   </pic:nvPicPr>
                   <pic:blipFill>
-                    <a:blip r:embed="rId11"/>
+                    <a:blip r:embed="rId12"/>
                     <a:stretch>
                       <a:fillRect/>
                     </a:stretch>
@@ -2597,7 +1965,6 @@
         <w:rPr>
           <w:noProof/>
         </w:rPr>
-        <w:lastRenderedPageBreak/>
         <w:drawing>
           <wp:inline distT="0" distB="0" distL="0" distR="0" wp14:anchorId="2ED38D19" wp14:editId="7256ED67">
             <wp:extent cx="5943600" cy="2631440"/>
@@ -2614,7 +1981,7 @@
                     <pic:cNvPicPr/>
                   </pic:nvPicPr>
                   <pic:blipFill>
-                    <a:blip r:embed="rId12"/>
+                    <a:blip r:embed="rId13"/>
                     <a:stretch>
                       <a:fillRect/>
                     </a:stretch>

--- a/Day3/06-Lm-tf-sg-module.docx
+++ b/Day3/06-Lm-tf-sg-module.docx
@@ -28,7 +28,15 @@
     </w:p>
     <w:p>
       <w:r>
-        <w:t xml:space="preserve">In the module github, create an </w:t>
+        <w:t xml:space="preserve">In the module </w:t>
+      </w:r>
+      <w:proofErr w:type="spellStart"/>
+      <w:r>
+        <w:t>github</w:t>
+      </w:r>
+      <w:proofErr w:type="spellEnd"/>
+      <w:r>
+        <w:t xml:space="preserve">, create an </w:t>
       </w:r>
       <w:r>
         <w:rPr>
@@ -100,23 +108,57 @@
           <w:i/>
           <w:iCs/>
         </w:rPr>
-        <w:t>resource "aws_security_group" "web_sg" {</w:t>
-      </w:r>
-    </w:p>
-    <w:p>
-      <w:pPr>
-        <w:spacing w:after="0"/>
-        <w:rPr>
-          <w:i/>
-          <w:iCs/>
-        </w:rPr>
-      </w:pPr>
-      <w:r>
-        <w:rPr>
-          <w:i/>
-          <w:iCs/>
-        </w:rPr>
-        <w:t>  name        = "lab9-web-sg-${var.project}"</w:t>
+        <w:t>resource "</w:t>
+      </w:r>
+      <w:proofErr w:type="spellStart"/>
+      <w:r>
+        <w:rPr>
+          <w:i/>
+          <w:iCs/>
+        </w:rPr>
+        <w:t>aws_security_group</w:t>
+      </w:r>
+      <w:proofErr w:type="spellEnd"/>
+      <w:r>
+        <w:rPr>
+          <w:i/>
+          <w:iCs/>
+        </w:rPr>
+        <w:t>" "web_sg" {</w:t>
+      </w:r>
+    </w:p>
+    <w:p>
+      <w:pPr>
+        <w:spacing w:after="0"/>
+        <w:rPr>
+          <w:i/>
+          <w:iCs/>
+        </w:rPr>
+      </w:pPr>
+      <w:r>
+        <w:rPr>
+          <w:i/>
+          <w:iCs/>
+        </w:rPr>
+        <w:t>  name        = "lab9-web-sg-${</w:t>
+      </w:r>
+      <w:proofErr w:type="spellStart"/>
+      <w:proofErr w:type="gramStart"/>
+      <w:r>
+        <w:rPr>
+          <w:i/>
+          <w:iCs/>
+        </w:rPr>
+        <w:t>var.project</w:t>
+      </w:r>
+      <w:proofErr w:type="spellEnd"/>
+      <w:proofErr w:type="gramEnd"/>
+      <w:r>
+        <w:rPr>
+          <w:i/>
+          <w:iCs/>
+        </w:rPr>
+        <w:t>}"</w:t>
       </w:r>
     </w:p>
     <w:p>
@@ -148,8 +190,33 @@
           <w:i/>
           <w:iCs/>
         </w:rPr>
-        <w:t>  vpc_id      = var.vpc_id</w:t>
-      </w:r>
+        <w:t xml:space="preserve">  </w:t>
+      </w:r>
+      <w:proofErr w:type="spellStart"/>
+      <w:r>
+        <w:rPr>
+          <w:i/>
+          <w:iCs/>
+        </w:rPr>
+        <w:t>vpc_id</w:t>
+      </w:r>
+      <w:proofErr w:type="spellEnd"/>
+      <w:r>
+        <w:rPr>
+          <w:i/>
+          <w:iCs/>
+        </w:rPr>
+        <w:t xml:space="preserve">      = </w:t>
+      </w:r>
+      <w:proofErr w:type="spellStart"/>
+      <w:r>
+        <w:rPr>
+          <w:i/>
+          <w:iCs/>
+        </w:rPr>
+        <w:t>var.vpc_id</w:t>
+      </w:r>
+      <w:proofErr w:type="spellEnd"/>
     </w:p>
     <w:p>
       <w:pPr>
@@ -189,7 +256,25 @@
           <w:i/>
           <w:iCs/>
         </w:rPr>
-        <w:t>    Name = "lab9-web-sg-${var.project}"</w:t>
+        <w:t>    Name = "lab9-web-sg-${</w:t>
+      </w:r>
+      <w:proofErr w:type="spellStart"/>
+      <w:proofErr w:type="gramStart"/>
+      <w:r>
+        <w:rPr>
+          <w:i/>
+          <w:iCs/>
+        </w:rPr>
+        <w:t>var.project</w:t>
+      </w:r>
+      <w:proofErr w:type="spellEnd"/>
+      <w:proofErr w:type="gramEnd"/>
+      <w:r>
+        <w:rPr>
+          <w:i/>
+          <w:iCs/>
+        </w:rPr>
+        <w:t>}"</w:t>
       </w:r>
     </w:p>
     <w:p>
@@ -262,23 +347,64 @@
           <w:i/>
           <w:iCs/>
         </w:rPr>
-        <w:t>resource "aws_vpc_security_group_ingress_rule" "http" {</w:t>
-      </w:r>
-    </w:p>
-    <w:p>
-      <w:pPr>
-        <w:spacing w:after="0"/>
-        <w:rPr>
-          <w:i/>
-          <w:iCs/>
-        </w:rPr>
-      </w:pPr>
-      <w:r>
-        <w:rPr>
-          <w:i/>
-          <w:iCs/>
-        </w:rPr>
-        <w:t>  security_group_id = aws_security_group.web_sg.id</w:t>
+        <w:t>resource "</w:t>
+      </w:r>
+      <w:proofErr w:type="spellStart"/>
+      <w:r>
+        <w:rPr>
+          <w:i/>
+          <w:iCs/>
+        </w:rPr>
+        <w:t>aws_vpc_security_group_ingress_rule</w:t>
+      </w:r>
+      <w:proofErr w:type="spellEnd"/>
+      <w:r>
+        <w:rPr>
+          <w:i/>
+          <w:iCs/>
+        </w:rPr>
+        <w:t>" "</w:t>
+      </w:r>
+      <w:proofErr w:type="gramStart"/>
+      <w:r>
+        <w:rPr>
+          <w:i/>
+          <w:iCs/>
+        </w:rPr>
+        <w:t>http" {</w:t>
+      </w:r>
+      <w:proofErr w:type="gramEnd"/>
+    </w:p>
+    <w:p>
+      <w:pPr>
+        <w:spacing w:after="0"/>
+        <w:rPr>
+          <w:i/>
+          <w:iCs/>
+        </w:rPr>
+      </w:pPr>
+      <w:r>
+        <w:rPr>
+          <w:i/>
+          <w:iCs/>
+        </w:rPr>
+        <w:t xml:space="preserve">  </w:t>
+      </w:r>
+      <w:proofErr w:type="spellStart"/>
+      <w:r>
+        <w:rPr>
+          <w:i/>
+          <w:iCs/>
+        </w:rPr>
+        <w:t>security_group_id</w:t>
+      </w:r>
+      <w:proofErr w:type="spellEnd"/>
+      <w:r>
+        <w:rPr>
+          <w:i/>
+          <w:iCs/>
+        </w:rPr>
+        <w:t xml:space="preserve"> = aws_security_group.web_sg.id</w:t>
       </w:r>
     </w:p>
     <w:p>
@@ -310,39 +436,103 @@
           <w:i/>
           <w:iCs/>
         </w:rPr>
-        <w:t>  from_port         = 80</w:t>
-      </w:r>
-    </w:p>
-    <w:p>
-      <w:pPr>
-        <w:spacing w:after="0"/>
-        <w:rPr>
-          <w:i/>
-          <w:iCs/>
-        </w:rPr>
-      </w:pPr>
-      <w:r>
-        <w:rPr>
-          <w:i/>
-          <w:iCs/>
-        </w:rPr>
-        <w:t>  to_port           = 80</w:t>
-      </w:r>
-    </w:p>
-    <w:p>
-      <w:pPr>
-        <w:spacing w:after="0"/>
-        <w:rPr>
-          <w:i/>
-          <w:iCs/>
-        </w:rPr>
-      </w:pPr>
-      <w:r>
-        <w:rPr>
-          <w:i/>
-          <w:iCs/>
-        </w:rPr>
-        <w:t>  ip_protocol       = "tcp"</w:t>
+        <w:t xml:space="preserve">  </w:t>
+      </w:r>
+      <w:proofErr w:type="spellStart"/>
+      <w:r>
+        <w:rPr>
+          <w:i/>
+          <w:iCs/>
+        </w:rPr>
+        <w:t>from_port</w:t>
+      </w:r>
+      <w:proofErr w:type="spellEnd"/>
+      <w:r>
+        <w:rPr>
+          <w:i/>
+          <w:iCs/>
+        </w:rPr>
+        <w:t xml:space="preserve">         = 80</w:t>
+      </w:r>
+    </w:p>
+    <w:p>
+      <w:pPr>
+        <w:spacing w:after="0"/>
+        <w:rPr>
+          <w:i/>
+          <w:iCs/>
+        </w:rPr>
+      </w:pPr>
+      <w:r>
+        <w:rPr>
+          <w:i/>
+          <w:iCs/>
+        </w:rPr>
+        <w:t xml:space="preserve">  </w:t>
+      </w:r>
+      <w:proofErr w:type="spellStart"/>
+      <w:r>
+        <w:rPr>
+          <w:i/>
+          <w:iCs/>
+        </w:rPr>
+        <w:t>to_port</w:t>
+      </w:r>
+      <w:proofErr w:type="spellEnd"/>
+      <w:r>
+        <w:rPr>
+          <w:i/>
+          <w:iCs/>
+        </w:rPr>
+        <w:t xml:space="preserve">           = 80</w:t>
+      </w:r>
+    </w:p>
+    <w:p>
+      <w:pPr>
+        <w:spacing w:after="0"/>
+        <w:rPr>
+          <w:i/>
+          <w:iCs/>
+        </w:rPr>
+      </w:pPr>
+      <w:r>
+        <w:rPr>
+          <w:i/>
+          <w:iCs/>
+        </w:rPr>
+        <w:t xml:space="preserve">  </w:t>
+      </w:r>
+      <w:proofErr w:type="spellStart"/>
+      <w:r>
+        <w:rPr>
+          <w:i/>
+          <w:iCs/>
+        </w:rPr>
+        <w:t>ip_protocol</w:t>
+      </w:r>
+      <w:proofErr w:type="spellEnd"/>
+      <w:r>
+        <w:rPr>
+          <w:i/>
+          <w:iCs/>
+        </w:rPr>
+        <w:t xml:space="preserve">       = "</w:t>
+      </w:r>
+      <w:proofErr w:type="spellStart"/>
+      <w:r>
+        <w:rPr>
+          <w:i/>
+          <w:iCs/>
+        </w:rPr>
+        <w:t>tcp</w:t>
+      </w:r>
+      <w:proofErr w:type="spellEnd"/>
+      <w:r>
+        <w:rPr>
+          <w:i/>
+          <w:iCs/>
+        </w:rPr>
+        <w:t>"</w:t>
       </w:r>
     </w:p>
     <w:p>
@@ -399,7 +589,25 @@
           <w:i/>
           <w:iCs/>
         </w:rPr>
-        <w:t>    Name = "lab9-http-rule-${var.project}"</w:t>
+        <w:t>    Name = "lab9-http-rule-${</w:t>
+      </w:r>
+      <w:proofErr w:type="spellStart"/>
+      <w:proofErr w:type="gramStart"/>
+      <w:r>
+        <w:rPr>
+          <w:i/>
+          <w:iCs/>
+        </w:rPr>
+        <w:t>var.project</w:t>
+      </w:r>
+      <w:proofErr w:type="spellEnd"/>
+      <w:proofErr w:type="gramEnd"/>
+      <w:r>
+        <w:rPr>
+          <w:i/>
+          <w:iCs/>
+        </w:rPr>
+        <w:t>}"</w:t>
       </w:r>
     </w:p>
     <w:p>
@@ -473,23 +681,64 @@
           <w:iCs/>
         </w:rPr>
         <w:lastRenderedPageBreak/>
-        <w:t>resource "aws_vpc_security_group_ingress_rule" "ssh" {</w:t>
-      </w:r>
-    </w:p>
-    <w:p>
-      <w:pPr>
-        <w:spacing w:after="0"/>
-        <w:rPr>
-          <w:i/>
-          <w:iCs/>
-        </w:rPr>
-      </w:pPr>
-      <w:r>
-        <w:rPr>
-          <w:i/>
-          <w:iCs/>
-        </w:rPr>
-        <w:t>  security_group_id = aws_security_group.web_sg.id</w:t>
+        <w:t>resource "</w:t>
+      </w:r>
+      <w:proofErr w:type="spellStart"/>
+      <w:r>
+        <w:rPr>
+          <w:i/>
+          <w:iCs/>
+        </w:rPr>
+        <w:t>aws_vpc_security_group_ingress_rule</w:t>
+      </w:r>
+      <w:proofErr w:type="spellEnd"/>
+      <w:r>
+        <w:rPr>
+          <w:i/>
+          <w:iCs/>
+        </w:rPr>
+        <w:t>" "</w:t>
+      </w:r>
+      <w:proofErr w:type="gramStart"/>
+      <w:r>
+        <w:rPr>
+          <w:i/>
+          <w:iCs/>
+        </w:rPr>
+        <w:t>ssh" {</w:t>
+      </w:r>
+      <w:proofErr w:type="gramEnd"/>
+    </w:p>
+    <w:p>
+      <w:pPr>
+        <w:spacing w:after="0"/>
+        <w:rPr>
+          <w:i/>
+          <w:iCs/>
+        </w:rPr>
+      </w:pPr>
+      <w:r>
+        <w:rPr>
+          <w:i/>
+          <w:iCs/>
+        </w:rPr>
+        <w:t xml:space="preserve">  </w:t>
+      </w:r>
+      <w:proofErr w:type="spellStart"/>
+      <w:r>
+        <w:rPr>
+          <w:i/>
+          <w:iCs/>
+        </w:rPr>
+        <w:t>security_group_id</w:t>
+      </w:r>
+      <w:proofErr w:type="spellEnd"/>
+      <w:r>
+        <w:rPr>
+          <w:i/>
+          <w:iCs/>
+        </w:rPr>
+        <w:t xml:space="preserve"> = aws_security_group.web_sg.id</w:t>
       </w:r>
     </w:p>
     <w:p>
@@ -521,39 +770,103 @@
           <w:i/>
           <w:iCs/>
         </w:rPr>
-        <w:t>  from_port         = 22</w:t>
-      </w:r>
-    </w:p>
-    <w:p>
-      <w:pPr>
-        <w:spacing w:after="0"/>
-        <w:rPr>
-          <w:i/>
-          <w:iCs/>
-        </w:rPr>
-      </w:pPr>
-      <w:r>
-        <w:rPr>
-          <w:i/>
-          <w:iCs/>
-        </w:rPr>
-        <w:t>  to_port           = 22</w:t>
-      </w:r>
-    </w:p>
-    <w:p>
-      <w:pPr>
-        <w:spacing w:after="0"/>
-        <w:rPr>
-          <w:i/>
-          <w:iCs/>
-        </w:rPr>
-      </w:pPr>
-      <w:r>
-        <w:rPr>
-          <w:i/>
-          <w:iCs/>
-        </w:rPr>
-        <w:t>  ip_protocol       = "tcp"</w:t>
+        <w:t xml:space="preserve">  </w:t>
+      </w:r>
+      <w:proofErr w:type="spellStart"/>
+      <w:r>
+        <w:rPr>
+          <w:i/>
+          <w:iCs/>
+        </w:rPr>
+        <w:t>from_port</w:t>
+      </w:r>
+      <w:proofErr w:type="spellEnd"/>
+      <w:r>
+        <w:rPr>
+          <w:i/>
+          <w:iCs/>
+        </w:rPr>
+        <w:t xml:space="preserve">         = 22</w:t>
+      </w:r>
+    </w:p>
+    <w:p>
+      <w:pPr>
+        <w:spacing w:after="0"/>
+        <w:rPr>
+          <w:i/>
+          <w:iCs/>
+        </w:rPr>
+      </w:pPr>
+      <w:r>
+        <w:rPr>
+          <w:i/>
+          <w:iCs/>
+        </w:rPr>
+        <w:t xml:space="preserve">  </w:t>
+      </w:r>
+      <w:proofErr w:type="spellStart"/>
+      <w:r>
+        <w:rPr>
+          <w:i/>
+          <w:iCs/>
+        </w:rPr>
+        <w:t>to_port</w:t>
+      </w:r>
+      <w:proofErr w:type="spellEnd"/>
+      <w:r>
+        <w:rPr>
+          <w:i/>
+          <w:iCs/>
+        </w:rPr>
+        <w:t xml:space="preserve">           = 22</w:t>
+      </w:r>
+    </w:p>
+    <w:p>
+      <w:pPr>
+        <w:spacing w:after="0"/>
+        <w:rPr>
+          <w:i/>
+          <w:iCs/>
+        </w:rPr>
+      </w:pPr>
+      <w:r>
+        <w:rPr>
+          <w:i/>
+          <w:iCs/>
+        </w:rPr>
+        <w:t xml:space="preserve">  </w:t>
+      </w:r>
+      <w:proofErr w:type="spellStart"/>
+      <w:r>
+        <w:rPr>
+          <w:i/>
+          <w:iCs/>
+        </w:rPr>
+        <w:t>ip_protocol</w:t>
+      </w:r>
+      <w:proofErr w:type="spellEnd"/>
+      <w:r>
+        <w:rPr>
+          <w:i/>
+          <w:iCs/>
+        </w:rPr>
+        <w:t xml:space="preserve">       = "</w:t>
+      </w:r>
+      <w:proofErr w:type="spellStart"/>
+      <w:r>
+        <w:rPr>
+          <w:i/>
+          <w:iCs/>
+        </w:rPr>
+        <w:t>tcp</w:t>
+      </w:r>
+      <w:proofErr w:type="spellEnd"/>
+      <w:r>
+        <w:rPr>
+          <w:i/>
+          <w:iCs/>
+        </w:rPr>
+        <w:t>"</w:t>
       </w:r>
     </w:p>
     <w:p>
@@ -610,7 +923,25 @@
           <w:i/>
           <w:iCs/>
         </w:rPr>
-        <w:t>    Name = "lab9-http-rule-${var.project}"</w:t>
+        <w:t>    Name = "lab9-http-rule-${</w:t>
+      </w:r>
+      <w:proofErr w:type="spellStart"/>
+      <w:proofErr w:type="gramStart"/>
+      <w:r>
+        <w:rPr>
+          <w:i/>
+          <w:iCs/>
+        </w:rPr>
+        <w:t>var.project</w:t>
+      </w:r>
+      <w:proofErr w:type="spellEnd"/>
+      <w:proofErr w:type="gramEnd"/>
+      <w:r>
+        <w:rPr>
+          <w:i/>
+          <w:iCs/>
+        </w:rPr>
+        <w:t>}"</w:t>
       </w:r>
     </w:p>
     <w:p>
@@ -683,23 +1014,71 @@
           <w:i/>
           <w:iCs/>
         </w:rPr>
-        <w:t>resource "aws_vpc_security_group_egress_rule" "all_outbound" {</w:t>
-      </w:r>
-    </w:p>
-    <w:p>
-      <w:pPr>
-        <w:spacing w:after="0"/>
-        <w:rPr>
-          <w:i/>
-          <w:iCs/>
-        </w:rPr>
-      </w:pPr>
-      <w:r>
-        <w:rPr>
-          <w:i/>
-          <w:iCs/>
-        </w:rPr>
-        <w:t>  security_group_id = aws_security_group.web_sg.id</w:t>
+        <w:t>resource "</w:t>
+      </w:r>
+      <w:proofErr w:type="spellStart"/>
+      <w:r>
+        <w:rPr>
+          <w:i/>
+          <w:iCs/>
+        </w:rPr>
+        <w:t>aws_vpc_security_group_egress_rule</w:t>
+      </w:r>
+      <w:proofErr w:type="spellEnd"/>
+      <w:r>
+        <w:rPr>
+          <w:i/>
+          <w:iCs/>
+        </w:rPr>
+        <w:t>" "</w:t>
+      </w:r>
+      <w:proofErr w:type="spellStart"/>
+      <w:r>
+        <w:rPr>
+          <w:i/>
+          <w:iCs/>
+        </w:rPr>
+        <w:t>all_outbound</w:t>
+      </w:r>
+      <w:proofErr w:type="spellEnd"/>
+      <w:r>
+        <w:rPr>
+          <w:i/>
+          <w:iCs/>
+        </w:rPr>
+        <w:t>" {</w:t>
+      </w:r>
+    </w:p>
+    <w:p>
+      <w:pPr>
+        <w:spacing w:after="0"/>
+        <w:rPr>
+          <w:i/>
+          <w:iCs/>
+        </w:rPr>
+      </w:pPr>
+      <w:r>
+        <w:rPr>
+          <w:i/>
+          <w:iCs/>
+        </w:rPr>
+        <w:t xml:space="preserve">  </w:t>
+      </w:r>
+      <w:proofErr w:type="spellStart"/>
+      <w:r>
+        <w:rPr>
+          <w:i/>
+          <w:iCs/>
+        </w:rPr>
+        <w:t>security_group_id</w:t>
+      </w:r>
+      <w:proofErr w:type="spellEnd"/>
+      <w:r>
+        <w:rPr>
+          <w:i/>
+          <w:iCs/>
+        </w:rPr>
+        <w:t xml:space="preserve"> = aws_security_group.web_sg.id</w:t>
       </w:r>
     </w:p>
     <w:p>
@@ -731,7 +1110,23 @@
           <w:i/>
           <w:iCs/>
         </w:rPr>
-        <w:t>  ip_protocol       = "-1"</w:t>
+        <w:t xml:space="preserve">  </w:t>
+      </w:r>
+      <w:proofErr w:type="spellStart"/>
+      <w:r>
+        <w:rPr>
+          <w:i/>
+          <w:iCs/>
+        </w:rPr>
+        <w:t>ip_protocol</w:t>
+      </w:r>
+      <w:proofErr w:type="spellEnd"/>
+      <w:r>
+        <w:rPr>
+          <w:i/>
+          <w:iCs/>
+        </w:rPr>
+        <w:t xml:space="preserve">       = "-1"</w:t>
       </w:r>
     </w:p>
     <w:p>
@@ -788,7 +1183,25 @@
           <w:i/>
           <w:iCs/>
         </w:rPr>
-        <w:t>    Name = "lab9-egress-rule-${var.project}"</w:t>
+        <w:t>    Name = "lab9-egress-rule-${</w:t>
+      </w:r>
+      <w:proofErr w:type="spellStart"/>
+      <w:proofErr w:type="gramStart"/>
+      <w:r>
+        <w:rPr>
+          <w:i/>
+          <w:iCs/>
+        </w:rPr>
+        <w:t>var.project</w:t>
+      </w:r>
+      <w:proofErr w:type="spellEnd"/>
+      <w:proofErr w:type="gramEnd"/>
+      <w:r>
+        <w:rPr>
+          <w:i/>
+          <w:iCs/>
+        </w:rPr>
+        <w:t>}"</w:t>
       </w:r>
     </w:p>
     <w:p>
@@ -869,8 +1282,33 @@
           <w:i/>
           <w:iCs/>
         </w:rPr>
-        <w:t>variable "vpc_id" {</w:t>
-      </w:r>
+        <w:t>variable "</w:t>
+      </w:r>
+      <w:proofErr w:type="spellStart"/>
+      <w:r>
+        <w:rPr>
+          <w:i/>
+          <w:iCs/>
+        </w:rPr>
+        <w:t>vpc_</w:t>
+      </w:r>
+      <w:proofErr w:type="gramStart"/>
+      <w:r>
+        <w:rPr>
+          <w:i/>
+          <w:iCs/>
+        </w:rPr>
+        <w:t>id</w:t>
+      </w:r>
+      <w:proofErr w:type="spellEnd"/>
+      <w:r>
+        <w:rPr>
+          <w:i/>
+          <w:iCs/>
+        </w:rPr>
+        <w:t>" {</w:t>
+      </w:r>
+      <w:proofErr w:type="gramEnd"/>
     </w:p>
     <w:p>
       <w:pPr>
@@ -971,7 +1409,23 @@
           <w:i/>
           <w:iCs/>
         </w:rPr>
-        <w:t xml:space="preserve">  description = "Project name - use UserX format where X is your student number"</w:t>
+        <w:t xml:space="preserve">  description = "Project name - use </w:t>
+      </w:r>
+      <w:proofErr w:type="spellStart"/>
+      <w:r>
+        <w:rPr>
+          <w:i/>
+          <w:iCs/>
+        </w:rPr>
+        <w:t>UserX</w:t>
+      </w:r>
+      <w:proofErr w:type="spellEnd"/>
+      <w:r>
+        <w:rPr>
+          <w:i/>
+          <w:iCs/>
+        </w:rPr>
+        <w:t xml:space="preserve"> format where X is your student number"</w:t>
       </w:r>
     </w:p>
     <w:p>
@@ -1028,8 +1482,33 @@
           <w:i/>
           <w:iCs/>
         </w:rPr>
-        <w:t>output "web_sg_id" {</w:t>
-      </w:r>
+        <w:t>output "</w:t>
+      </w:r>
+      <w:proofErr w:type="spellStart"/>
+      <w:r>
+        <w:rPr>
+          <w:i/>
+          <w:iCs/>
+        </w:rPr>
+        <w:t>web_sg_</w:t>
+      </w:r>
+      <w:proofErr w:type="gramStart"/>
+      <w:r>
+        <w:rPr>
+          <w:i/>
+          <w:iCs/>
+        </w:rPr>
+        <w:t>id</w:t>
+      </w:r>
+      <w:proofErr w:type="spellEnd"/>
+      <w:r>
+        <w:rPr>
+          <w:i/>
+          <w:iCs/>
+        </w:rPr>
+        <w:t>" {</w:t>
+      </w:r>
+      <w:proofErr w:type="gramEnd"/>
     </w:p>
     <w:p>
       <w:pPr>
@@ -1197,8 +1676,17 @@
           <w:i/>
           <w:iCs/>
         </w:rPr>
-        <w:t>variable "web_sg" {</w:t>
-      </w:r>
+        <w:t>variable "web_</w:t>
+      </w:r>
+      <w:proofErr w:type="gramStart"/>
+      <w:r>
+        <w:rPr>
+          <w:i/>
+          <w:iCs/>
+        </w:rPr>
+        <w:t>sg" {</w:t>
+      </w:r>
+      <w:proofErr w:type="gramEnd"/>
     </w:p>
     <w:p>
       <w:pPr>
@@ -1295,7 +1783,15 @@
         </w:numPr>
       </w:pPr>
       <w:r>
-        <w:t xml:space="preserve"> Push the changes to the module github repo</w:t>
+        <w:t xml:space="preserve"> Push the changes to the module </w:t>
+      </w:r>
+      <w:proofErr w:type="spellStart"/>
+      <w:r>
+        <w:t>github</w:t>
+      </w:r>
+      <w:proofErr w:type="spellEnd"/>
+      <w:r>
+        <w:t xml:space="preserve"> repo</w:t>
       </w:r>
     </w:p>
     <w:p>
@@ -1397,7 +1893,19 @@
           <w:szCs w:val="21"/>
           <w14:ligatures w14:val="none"/>
         </w:rPr>
-        <w:t>"Web_SG01"</w:t>
+        <w:t>"Web_</w:t>
+      </w:r>
+      <w:proofErr w:type="gramStart"/>
+      <w:r>
+        <w:rPr>
+          <w:rFonts w:ascii="Consolas" w:eastAsia="Times New Roman" w:hAnsi="Consolas" w:cs="Times New Roman"/>
+          <w:color w:val="CE9178"/>
+          <w:kern w:val="0"/>
+          <w:sz w:val="21"/>
+          <w:szCs w:val="21"/>
+          <w14:ligatures w14:val="none"/>
+        </w:rPr>
+        <w:t>SG01"</w:t>
       </w:r>
       <w:r>
         <w:rPr>
@@ -1410,6 +1918,7 @@
         </w:rPr>
         <w:t xml:space="preserve"> {</w:t>
       </w:r>
+      <w:proofErr w:type="gramEnd"/>
     </w:p>
     <w:p>
       <w:pPr>
@@ -1445,7 +1954,31 @@
           <w:szCs w:val="21"/>
           <w14:ligatures w14:val="none"/>
         </w:rPr>
-        <w:t>"git::https://github.com/Vishwanathms/tf-aws-modules-jan26.git//security-groups?ref=main"</w:t>
+        <w:t>"</w:t>
+      </w:r>
+      <w:proofErr w:type="gramStart"/>
+      <w:r>
+        <w:rPr>
+          <w:rFonts w:ascii="Consolas" w:eastAsia="Times New Roman" w:hAnsi="Consolas" w:cs="Times New Roman"/>
+          <w:color w:val="CE9178"/>
+          <w:kern w:val="0"/>
+          <w:sz w:val="21"/>
+          <w:szCs w:val="21"/>
+          <w14:ligatures w14:val="none"/>
+        </w:rPr>
+        <w:t>git::</w:t>
+      </w:r>
+      <w:proofErr w:type="gramEnd"/>
+      <w:r>
+        <w:rPr>
+          <w:rFonts w:ascii="Consolas" w:eastAsia="Times New Roman" w:hAnsi="Consolas" w:cs="Times New Roman"/>
+          <w:color w:val="CE9178"/>
+          <w:kern w:val="0"/>
+          <w:sz w:val="21"/>
+          <w:szCs w:val="21"/>
+          <w14:ligatures w14:val="none"/>
+        </w:rPr>
+        <w:t>https://github.com/Vishwanathms/tf-aws-modules-jan26.git//security-groups?ref=main"</w:t>
       </w:r>
     </w:p>
     <w:p>
@@ -1482,7 +2015,31 @@
           <w:szCs w:val="21"/>
           <w14:ligatures w14:val="none"/>
         </w:rPr>
-        <w:t>"vishwa"</w:t>
+        <w:t>"</w:t>
+      </w:r>
+      <w:proofErr w:type="spellStart"/>
+      <w:r>
+        <w:rPr>
+          <w:rFonts w:ascii="Consolas" w:eastAsia="Times New Roman" w:hAnsi="Consolas" w:cs="Times New Roman"/>
+          <w:color w:val="CE9178"/>
+          <w:kern w:val="0"/>
+          <w:sz w:val="21"/>
+          <w:szCs w:val="21"/>
+          <w14:ligatures w14:val="none"/>
+        </w:rPr>
+        <w:t>vishwa</w:t>
+      </w:r>
+      <w:proofErr w:type="spellEnd"/>
+      <w:r>
+        <w:rPr>
+          <w:rFonts w:ascii="Consolas" w:eastAsia="Times New Roman" w:hAnsi="Consolas" w:cs="Times New Roman"/>
+          <w:color w:val="CE9178"/>
+          <w:kern w:val="0"/>
+          <w:sz w:val="21"/>
+          <w:szCs w:val="21"/>
+          <w14:ligatures w14:val="none"/>
+        </w:rPr>
+        <w:t>"</w:t>
       </w:r>
     </w:p>
     <w:p>
@@ -1508,7 +2065,31 @@
           <w:szCs w:val="21"/>
           <w14:ligatures w14:val="none"/>
         </w:rPr>
-        <w:t>  vpc_id = data.aws_vpc.default.id</w:t>
+        <w:t xml:space="preserve">  </w:t>
+      </w:r>
+      <w:proofErr w:type="spellStart"/>
+      <w:r>
+        <w:rPr>
+          <w:rFonts w:ascii="Consolas" w:eastAsia="Times New Roman" w:hAnsi="Consolas" w:cs="Times New Roman"/>
+          <w:color w:val="D4D4D4"/>
+          <w:kern w:val="0"/>
+          <w:sz w:val="21"/>
+          <w:szCs w:val="21"/>
+          <w14:ligatures w14:val="none"/>
+        </w:rPr>
+        <w:t>vpc_id</w:t>
+      </w:r>
+      <w:proofErr w:type="spellEnd"/>
+      <w:r>
+        <w:rPr>
+          <w:rFonts w:ascii="Consolas" w:eastAsia="Times New Roman" w:hAnsi="Consolas" w:cs="Times New Roman"/>
+          <w:color w:val="D4D4D4"/>
+          <w:kern w:val="0"/>
+          <w:sz w:val="21"/>
+          <w:szCs w:val="21"/>
+          <w14:ligatures w14:val="none"/>
+        </w:rPr>
+        <w:t xml:space="preserve"> = data.aws_vpc.default.id</w:t>
       </w:r>
     </w:p>
     <w:p>
@@ -1586,7 +2167,31 @@
           <w:szCs w:val="21"/>
           <w14:ligatures w14:val="none"/>
         </w:rPr>
-        <w:t>"aws_vpc"</w:t>
+        <w:t>"</w:t>
+      </w:r>
+      <w:proofErr w:type="spellStart"/>
+      <w:r>
+        <w:rPr>
+          <w:rFonts w:ascii="Consolas" w:eastAsia="Times New Roman" w:hAnsi="Consolas" w:cs="Times New Roman"/>
+          <w:color w:val="CE9178"/>
+          <w:kern w:val="0"/>
+          <w:sz w:val="21"/>
+          <w:szCs w:val="21"/>
+          <w14:ligatures w14:val="none"/>
+        </w:rPr>
+        <w:t>aws_vpc</w:t>
+      </w:r>
+      <w:proofErr w:type="spellEnd"/>
+      <w:r>
+        <w:rPr>
+          <w:rFonts w:ascii="Consolas" w:eastAsia="Times New Roman" w:hAnsi="Consolas" w:cs="Times New Roman"/>
+          <w:color w:val="CE9178"/>
+          <w:kern w:val="0"/>
+          <w:sz w:val="21"/>
+          <w:szCs w:val="21"/>
+          <w14:ligatures w14:val="none"/>
+        </w:rPr>
+        <w:t>"</w:t>
       </w:r>
       <w:r>
         <w:rPr>
@@ -1608,7 +2213,19 @@
           <w:szCs w:val="21"/>
           <w14:ligatures w14:val="none"/>
         </w:rPr>
-        <w:t>"default"</w:t>
+        <w:t>"</w:t>
+      </w:r>
+      <w:proofErr w:type="gramStart"/>
+      <w:r>
+        <w:rPr>
+          <w:rFonts w:ascii="Consolas" w:eastAsia="Times New Roman" w:hAnsi="Consolas" w:cs="Times New Roman"/>
+          <w:color w:val="CE9178"/>
+          <w:kern w:val="0"/>
+          <w:sz w:val="21"/>
+          <w:szCs w:val="21"/>
+          <w14:ligatures w14:val="none"/>
+        </w:rPr>
+        <w:t>default"</w:t>
       </w:r>
       <w:r>
         <w:rPr>
@@ -1621,6 +2238,7 @@
         </w:rPr>
         <w:t xml:space="preserve"> {</w:t>
       </w:r>
+      <w:proofErr w:type="gramEnd"/>
     </w:p>
     <w:p>
       <w:pPr>
@@ -1742,7 +2360,136 @@
       </w:r>
     </w:p>
     <w:p>
-      <w:r>
+      <w:pPr>
+        <w:shd w:val="clear" w:color="auto" w:fill="1F1F1F"/>
+        <w:spacing w:after="0" w:line="285" w:lineRule="atLeast"/>
+        <w:ind w:left="360"/>
+        <w:rPr>
+          <w:rFonts w:ascii="Consolas" w:eastAsia="Times New Roman" w:hAnsi="Consolas" w:cs="Times New Roman"/>
+          <w:color w:val="CCCCCC"/>
+          <w:kern w:val="0"/>
+          <w:sz w:val="21"/>
+          <w:szCs w:val="21"/>
+          <w14:ligatures w14:val="none"/>
+        </w:rPr>
+      </w:pPr>
+      <w:r>
+        <w:rPr>
+          <w:rFonts w:ascii="Consolas" w:eastAsia="Times New Roman" w:hAnsi="Consolas" w:cs="Times New Roman"/>
+          <w:color w:val="9CDCFE"/>
+          <w:kern w:val="0"/>
+          <w:sz w:val="21"/>
+          <w:szCs w:val="21"/>
+          <w14:ligatures w14:val="none"/>
+        </w:rPr>
+        <w:t xml:space="preserve">web_sg </w:t>
+      </w:r>
+      <w:r>
+        <w:rPr>
+          <w:rFonts w:ascii="Consolas" w:eastAsia="Times New Roman" w:hAnsi="Consolas" w:cs="Times New Roman"/>
+          <w:color w:val="D4D4D4"/>
+          <w:kern w:val="0"/>
+          <w:sz w:val="21"/>
+          <w:szCs w:val="21"/>
+          <w14:ligatures w14:val="none"/>
+        </w:rPr>
+        <w:t>=</w:t>
+      </w:r>
+      <w:r>
+        <w:rPr>
+          <w:rFonts w:ascii="Consolas" w:eastAsia="Times New Roman" w:hAnsi="Consolas" w:cs="Times New Roman"/>
+          <w:color w:val="9CDCFE"/>
+          <w:kern w:val="0"/>
+          <w:sz w:val="21"/>
+          <w:szCs w:val="21"/>
+          <w14:ligatures w14:val="none"/>
+        </w:rPr>
+        <w:t xml:space="preserve"> </w:t>
+      </w:r>
+      <w:r>
+        <w:rPr>
+          <w:rFonts w:ascii="Consolas" w:eastAsia="Times New Roman" w:hAnsi="Consolas" w:cs="Times New Roman"/>
+          <w:color w:val="CCCCCC"/>
+          <w:kern w:val="0"/>
+          <w:sz w:val="21"/>
+          <w:szCs w:val="21"/>
+          <w14:ligatures w14:val="none"/>
+        </w:rPr>
+        <w:t>[</w:t>
+      </w:r>
+      <w:r>
+        <w:rPr>
+          <w:rFonts w:ascii="Consolas" w:eastAsia="Times New Roman" w:hAnsi="Consolas" w:cs="Times New Roman"/>
+          <w:color w:val="9CDCFE"/>
+          <w:kern w:val="0"/>
+          <w:sz w:val="21"/>
+          <w:szCs w:val="21"/>
+          <w14:ligatures w14:val="none"/>
+        </w:rPr>
+        <w:t>module</w:t>
+      </w:r>
+      <w:r>
+        <w:rPr>
+          <w:rFonts w:ascii="Consolas" w:eastAsia="Times New Roman" w:hAnsi="Consolas" w:cs="Times New Roman"/>
+          <w:color w:val="D4D4D4"/>
+          <w:kern w:val="0"/>
+          <w:sz w:val="21"/>
+          <w:szCs w:val="21"/>
+          <w14:ligatures w14:val="none"/>
+        </w:rPr>
+        <w:t>.</w:t>
+      </w:r>
+      <w:r>
+        <w:rPr>
+          <w:rFonts w:ascii="Consolas" w:eastAsia="Times New Roman" w:hAnsi="Consolas" w:cs="Times New Roman"/>
+          <w:color w:val="9CDCFE"/>
+          <w:kern w:val="0"/>
+          <w:sz w:val="21"/>
+          <w:szCs w:val="21"/>
+          <w14:ligatures w14:val="none"/>
+        </w:rPr>
+        <w:t>Web_SG01</w:t>
+      </w:r>
+      <w:r>
+        <w:rPr>
+          <w:rFonts w:ascii="Consolas" w:eastAsia="Times New Roman" w:hAnsi="Consolas" w:cs="Times New Roman"/>
+          <w:color w:val="D4D4D4"/>
+          <w:kern w:val="0"/>
+          <w:sz w:val="21"/>
+          <w:szCs w:val="21"/>
+          <w14:ligatures w14:val="none"/>
+        </w:rPr>
+        <w:t>.</w:t>
+      </w:r>
+      <w:r>
+        <w:rPr>
+          <w:rFonts w:ascii="Consolas" w:eastAsia="Times New Roman" w:hAnsi="Consolas" w:cs="Times New Roman"/>
+          <w:color w:val="9CDCFE"/>
+          <w:kern w:val="0"/>
+          <w:sz w:val="21"/>
+          <w:szCs w:val="21"/>
+          <w14:ligatures w14:val="none"/>
+        </w:rPr>
+        <w:t>web_sg_id</w:t>
+      </w:r>
+      <w:r>
+        <w:rPr>
+          <w:rFonts w:ascii="Consolas" w:eastAsia="Times New Roman" w:hAnsi="Consolas" w:cs="Times New Roman"/>
+          <w:color w:val="CCCCCC"/>
+          <w:kern w:val="0"/>
+          <w:sz w:val="21"/>
+          <w:szCs w:val="21"/>
+          <w14:ligatures w14:val="none"/>
+        </w:rPr>
+        <w:t>]</w:t>
+      </w:r>
+    </w:p>
+    <w:p/>
+    <w:p>
+      <w:r>
+        <w:rPr>
+          <w:noProof/>
+        </w:rPr>
         <w:lastRenderedPageBreak/>
         <w:drawing>
           <wp:inline distT="0" distB="0" distL="0" distR="0" wp14:anchorId="70A6E350" wp14:editId="2A913307">
@@ -1790,12 +2537,28 @@
         </w:numPr>
       </w:pPr>
       <w:r>
-        <w:t>Run terraform init and plan</w:t>
-      </w:r>
-    </w:p>
-    <w:p>
-      <w:r>
-        <w:t xml:space="preserve">We will get the below error </w:t>
+        <w:t xml:space="preserve">Run terraform </w:t>
+      </w:r>
+      <w:proofErr w:type="spellStart"/>
+      <w:r>
+        <w:t>init</w:t>
+      </w:r>
+      <w:proofErr w:type="spellEnd"/>
+      <w:r>
+        <w:t xml:space="preserve"> and plan</w:t>
+      </w:r>
+    </w:p>
+    <w:p>
+      <w:r>
+        <w:t xml:space="preserve">We will get the </w:t>
+      </w:r>
+      <w:proofErr w:type="gramStart"/>
+      <w:r>
+        <w:t>below error</w:t>
+      </w:r>
+      <w:proofErr w:type="gramEnd"/>
+      <w:r>
+        <w:t xml:space="preserve"> </w:t>
       </w:r>
     </w:p>
     <w:p>
@@ -1842,7 +2605,15 @@
     </w:p>
     <w:p>
       <w:r>
-        <w:t>This is bcz the cached module folder in the .terraform in the c</w:t>
+        <w:t xml:space="preserve">This is bcz the cached module folder in </w:t>
+      </w:r>
+      <w:proofErr w:type="gramStart"/>
+      <w:r>
+        <w:t>the .terraform</w:t>
+      </w:r>
+      <w:proofErr w:type="gramEnd"/>
+      <w:r>
+        <w:t xml:space="preserve"> in the c</w:t>
       </w:r>
       <w:r>
         <w:t>a</w:t>
@@ -1903,7 +2674,17 @@
     </w:p>
     <w:p>
       <w:r>
-        <w:t xml:space="preserve">Terraform init </w:t>
+        <w:t xml:space="preserve">Terraform </w:t>
+      </w:r>
+      <w:proofErr w:type="spellStart"/>
+      <w:proofErr w:type="gramStart"/>
+      <w:r>
+        <w:t>init</w:t>
+      </w:r>
+      <w:proofErr w:type="spellEnd"/>
+      <w:proofErr w:type="gramEnd"/>
+      <w:r>
+        <w:t xml:space="preserve"> </w:t>
       </w:r>
     </w:p>
     <w:p>
